--- a/Papers/Мельников.docx
+++ b/Papers/Мельников.docx
@@ -27,13 +27,15 @@
         <w:ind w:firstLine="709"/>
         <w:rPr>
           <w:rFonts w:ascii="Times New Roman" w:hAnsi="Times New Roman" w:cs="Times New Roman"/>
-          <w:sz w:val="28"/>
-          <w:szCs w:val="28"/>
-        </w:rPr>
-      </w:pPr>
-      <w:r>
-        <w:rPr>
-          <w:rFonts w:ascii="Times New Roman" w:hAnsi="Times New Roman" w:cs="Times New Roman"/>
+          <w:b/>
+          <w:sz w:val="28"/>
+          <w:szCs w:val="28"/>
+        </w:rPr>
+      </w:pPr>
+      <w:r>
+        <w:rPr>
+          <w:rFonts w:ascii="Times New Roman" w:hAnsi="Times New Roman" w:cs="Times New Roman"/>
+          <w:b/>
           <w:sz w:val="28"/>
           <w:szCs w:val="28"/>
         </w:rPr>
@@ -56,247 +58,1739 @@
           <w:sz w:val="28"/>
           <w:szCs w:val="28"/>
         </w:rPr>
-        <w:t xml:space="preserve">В современном образовательном процессе изучение основ физики и моделирования движения тел является важной частью подготовки специалистов в области информационных технологий, программирования и инженерных наук. </w:t>
+        <w:t>В современном образовательном процессе изучение основ физики и моделирования движения тел является важной частью подготовки специалистов в области информационных технологий, программирования и инженерных наук. Понимание принципов построения физических симуляций критически важно для разработки игровых движков, систем автоматизированного проектирования, обучающих тренажёров и нау</w:t>
+      </w:r>
+      <w:r>
+        <w:rPr>
+          <w:rFonts w:ascii="Times New Roman" w:hAnsi="Times New Roman" w:cs="Times New Roman"/>
+          <w:sz w:val="28"/>
+          <w:szCs w:val="28"/>
+        </w:rPr>
+        <w:t>чного программного обеспечения.</w:t>
+      </w:r>
+    </w:p>
+    <w:p>
+      <w:pPr>
+        <w:spacing w:line="360" w:lineRule="auto"/>
+        <w:ind w:firstLine="709"/>
+        <w:rPr>
+          <w:rFonts w:ascii="Times New Roman" w:hAnsi="Times New Roman" w:cs="Times New Roman"/>
+          <w:sz w:val="28"/>
+          <w:szCs w:val="28"/>
+        </w:rPr>
+      </w:pPr>
+      <w:r>
+        <w:rPr>
+          <w:rFonts w:ascii="Times New Roman" w:hAnsi="Times New Roman" w:cs="Times New Roman"/>
+          <w:sz w:val="28"/>
+          <w:szCs w:val="28"/>
+        </w:rPr>
+        <w:t>Актуальность выбранной темы обусловлена необходимостью создания наглядного и доступного инструмента для моделирования двумерной физики, который может быть использован в учебном процессе. Существующие программные решения либо являются узкоспециализиро</w:t>
+      </w:r>
+      <w:r>
+        <w:rPr>
+          <w:rFonts w:ascii="Times New Roman" w:hAnsi="Times New Roman" w:cs="Times New Roman"/>
+          <w:sz w:val="28"/>
+          <w:szCs w:val="28"/>
+        </w:rPr>
+        <w:t xml:space="preserve">ванными и сложными для освоения, </w:t>
+      </w:r>
+      <w:r>
+        <w:rPr>
+          <w:rFonts w:ascii="Times New Roman" w:hAnsi="Times New Roman" w:cs="Times New Roman"/>
+          <w:sz w:val="28"/>
+          <w:szCs w:val="28"/>
+        </w:rPr>
+        <w:t>либо не предоставляют достаточной гибкости для изучения базовых принципов. Разработка собственного легковесного приложения позволяет адаптировать его под конкретные учебные задачи, не требуя от пользователя наличия интернета и специальных навыков работы со сложным ПО, а также даёт возможность детального изучения внутренней структуры симуляции.</w:t>
+      </w:r>
+    </w:p>
+    <w:p>
+      <w:pPr>
+        <w:spacing w:line="360" w:lineRule="auto"/>
+        <w:ind w:firstLine="709"/>
+        <w:rPr>
+          <w:rFonts w:ascii="Times New Roman" w:hAnsi="Times New Roman" w:cs="Times New Roman"/>
+          <w:sz w:val="28"/>
+          <w:szCs w:val="28"/>
+        </w:rPr>
+      </w:pPr>
+      <w:r>
+        <w:rPr>
+          <w:rFonts w:ascii="Times New Roman" w:hAnsi="Times New Roman" w:cs="Times New Roman"/>
+          <w:sz w:val="28"/>
+          <w:szCs w:val="28"/>
+        </w:rPr>
+        <w:t xml:space="preserve">Целью проекта является разработка оконного приложения </w:t>
+      </w:r>
+      <w:r>
+        <w:rPr>
+          <w:rFonts w:ascii="Times New Roman" w:hAnsi="Times New Roman" w:cs="Times New Roman"/>
+          <w:sz w:val="28"/>
+          <w:szCs w:val="28"/>
+        </w:rPr>
+        <w:t>–</w:t>
+      </w:r>
+      <w:r>
+        <w:rPr>
+          <w:rFonts w:ascii="Times New Roman" w:hAnsi="Times New Roman" w:cs="Times New Roman"/>
+          <w:sz w:val="28"/>
+          <w:szCs w:val="28"/>
+        </w:rPr>
+        <w:t xml:space="preserve"> симулятора физики в двухмерном пространстве с использованием языка C# и технологии </w:t>
+      </w:r>
+      <w:proofErr w:type="spellStart"/>
+      <w:r>
+        <w:rPr>
+          <w:rFonts w:ascii="Times New Roman" w:hAnsi="Times New Roman" w:cs="Times New Roman"/>
+          <w:sz w:val="28"/>
+          <w:szCs w:val="28"/>
+        </w:rPr>
+        <w:t>Windows</w:t>
+      </w:r>
+      <w:proofErr w:type="spellEnd"/>
+      <w:r>
+        <w:rPr>
+          <w:rFonts w:ascii="Times New Roman" w:hAnsi="Times New Roman" w:cs="Times New Roman"/>
+          <w:sz w:val="28"/>
+          <w:szCs w:val="28"/>
+        </w:rPr>
+        <w:t xml:space="preserve"> </w:t>
+      </w:r>
+      <w:proofErr w:type="spellStart"/>
+      <w:r>
+        <w:rPr>
+          <w:rFonts w:ascii="Times New Roman" w:hAnsi="Times New Roman" w:cs="Times New Roman"/>
+          <w:sz w:val="28"/>
+          <w:szCs w:val="28"/>
+        </w:rPr>
+        <w:t>Forms</w:t>
+      </w:r>
+      <w:proofErr w:type="spellEnd"/>
+      <w:r>
+        <w:rPr>
+          <w:rFonts w:ascii="Times New Roman" w:hAnsi="Times New Roman" w:cs="Times New Roman"/>
+          <w:sz w:val="28"/>
+          <w:szCs w:val="28"/>
+        </w:rPr>
+        <w:t>.</w:t>
+      </w:r>
+    </w:p>
+    <w:p>
+      <w:pPr>
+        <w:spacing w:line="360" w:lineRule="auto"/>
+        <w:ind w:firstLine="709"/>
+        <w:rPr>
+          <w:rFonts w:ascii="Times New Roman" w:hAnsi="Times New Roman" w:cs="Times New Roman"/>
+          <w:sz w:val="28"/>
+          <w:szCs w:val="28"/>
+        </w:rPr>
+      </w:pPr>
+      <w:r>
+        <w:rPr>
+          <w:rFonts w:ascii="Times New Roman" w:hAnsi="Times New Roman" w:cs="Times New Roman"/>
+          <w:sz w:val="28"/>
+          <w:szCs w:val="28"/>
+        </w:rPr>
+        <w:t>Для реализации поставленной цели в курсовом проекте решаются следующие задачи:</w:t>
+      </w:r>
+    </w:p>
+    <w:p>
+      <w:pPr>
+        <w:pStyle w:val="a3"/>
+        <w:numPr>
+          <w:ilvl w:val="0"/>
+          <w:numId w:val="1"/>
+        </w:numPr>
+        <w:spacing w:line="360" w:lineRule="auto"/>
+        <w:ind w:left="0" w:firstLine="709"/>
+        <w:rPr>
+          <w:rFonts w:ascii="Times New Roman" w:hAnsi="Times New Roman" w:cs="Times New Roman"/>
+          <w:sz w:val="28"/>
+          <w:szCs w:val="28"/>
+        </w:rPr>
+      </w:pPr>
+      <w:r>
+        <w:rPr>
+          <w:rFonts w:ascii="Times New Roman" w:hAnsi="Times New Roman" w:cs="Times New Roman"/>
+          <w:sz w:val="28"/>
+          <w:szCs w:val="28"/>
+        </w:rPr>
+        <w:t>Провести анализ предметной области и изучить основные законы двумерной физики, подлежащие моделированию;</w:t>
+      </w:r>
+    </w:p>
+    <w:p>
+      <w:pPr>
+        <w:pStyle w:val="a3"/>
+        <w:numPr>
+          <w:ilvl w:val="0"/>
+          <w:numId w:val="1"/>
+        </w:numPr>
+        <w:spacing w:line="360" w:lineRule="auto"/>
+        <w:ind w:left="0" w:firstLine="709"/>
+        <w:rPr>
+          <w:rFonts w:ascii="Times New Roman" w:hAnsi="Times New Roman" w:cs="Times New Roman"/>
+          <w:sz w:val="28"/>
+          <w:szCs w:val="28"/>
+        </w:rPr>
+      </w:pPr>
+      <w:r>
+        <w:rPr>
+          <w:rFonts w:ascii="Times New Roman" w:hAnsi="Times New Roman" w:cs="Times New Roman"/>
+          <w:sz w:val="28"/>
+          <w:szCs w:val="28"/>
+        </w:rPr>
+        <w:t>Разработать техническое задание на создание программного продукта;</w:t>
+      </w:r>
+    </w:p>
+    <w:p>
+      <w:pPr>
+        <w:pStyle w:val="a3"/>
+        <w:numPr>
+          <w:ilvl w:val="0"/>
+          <w:numId w:val="1"/>
+        </w:numPr>
+        <w:spacing w:line="360" w:lineRule="auto"/>
+        <w:ind w:left="0" w:firstLine="709"/>
+        <w:rPr>
+          <w:rFonts w:ascii="Times New Roman" w:hAnsi="Times New Roman" w:cs="Times New Roman"/>
+          <w:sz w:val="28"/>
+          <w:szCs w:val="28"/>
+        </w:rPr>
+      </w:pPr>
+      <w:r>
+        <w:rPr>
+          <w:rFonts w:ascii="Times New Roman" w:hAnsi="Times New Roman" w:cs="Times New Roman"/>
+          <w:sz w:val="28"/>
+          <w:szCs w:val="28"/>
+        </w:rPr>
+        <w:lastRenderedPageBreak/>
+        <w:t>Спроектировать модульную структуру приложения и пользовательский интерфейс;</w:t>
+      </w:r>
+    </w:p>
+    <w:p>
+      <w:pPr>
+        <w:pStyle w:val="a3"/>
+        <w:numPr>
+          <w:ilvl w:val="0"/>
+          <w:numId w:val="1"/>
+        </w:numPr>
+        <w:spacing w:line="360" w:lineRule="auto"/>
+        <w:ind w:left="0" w:firstLine="709"/>
+        <w:rPr>
+          <w:rFonts w:ascii="Times New Roman" w:hAnsi="Times New Roman" w:cs="Times New Roman"/>
+          <w:sz w:val="28"/>
+          <w:szCs w:val="28"/>
+        </w:rPr>
+      </w:pPr>
+      <w:r>
+        <w:rPr>
+          <w:rFonts w:ascii="Times New Roman" w:hAnsi="Times New Roman" w:cs="Times New Roman"/>
+          <w:sz w:val="28"/>
+          <w:szCs w:val="28"/>
+        </w:rPr>
+        <w:t>Реализовать физическое ядро симулятора (интеграция уравнений движения, обработка столкновений, гравитация, силы трения и упругости);</w:t>
+      </w:r>
+    </w:p>
+    <w:p>
+      <w:pPr>
+        <w:pStyle w:val="a3"/>
+        <w:numPr>
+          <w:ilvl w:val="0"/>
+          <w:numId w:val="1"/>
+        </w:numPr>
+        <w:spacing w:line="360" w:lineRule="auto"/>
+        <w:ind w:left="0" w:firstLine="709"/>
+        <w:rPr>
+          <w:rFonts w:ascii="Times New Roman" w:hAnsi="Times New Roman" w:cs="Times New Roman"/>
+          <w:sz w:val="28"/>
+          <w:szCs w:val="28"/>
+        </w:rPr>
+      </w:pPr>
+      <w:r>
+        <w:rPr>
+          <w:rFonts w:ascii="Times New Roman" w:hAnsi="Times New Roman" w:cs="Times New Roman"/>
+          <w:sz w:val="28"/>
+          <w:szCs w:val="28"/>
+        </w:rPr>
+        <w:t xml:space="preserve">Разработать модуль визуализации с поддержкой </w:t>
+      </w:r>
+      <w:proofErr w:type="spellStart"/>
+      <w:r>
+        <w:rPr>
+          <w:rFonts w:ascii="Times New Roman" w:hAnsi="Times New Roman" w:cs="Times New Roman"/>
+          <w:sz w:val="28"/>
+          <w:szCs w:val="28"/>
+        </w:rPr>
+        <w:t>отрисовки</w:t>
+      </w:r>
+      <w:proofErr w:type="spellEnd"/>
+      <w:r>
+        <w:rPr>
+          <w:rFonts w:ascii="Times New Roman" w:hAnsi="Times New Roman" w:cs="Times New Roman"/>
+          <w:sz w:val="28"/>
+          <w:szCs w:val="28"/>
+        </w:rPr>
+        <w:t xml:space="preserve"> объектов в реальном времени;</w:t>
+      </w:r>
+    </w:p>
+    <w:p>
+      <w:pPr>
+        <w:pStyle w:val="a3"/>
+        <w:numPr>
+          <w:ilvl w:val="0"/>
+          <w:numId w:val="1"/>
+        </w:numPr>
+        <w:spacing w:line="360" w:lineRule="auto"/>
+        <w:ind w:left="0" w:firstLine="709"/>
+        <w:rPr>
+          <w:rFonts w:ascii="Times New Roman" w:hAnsi="Times New Roman" w:cs="Times New Roman"/>
+          <w:sz w:val="28"/>
+          <w:szCs w:val="28"/>
+        </w:rPr>
+      </w:pPr>
+      <w:r>
+        <w:rPr>
+          <w:rFonts w:ascii="Times New Roman" w:hAnsi="Times New Roman" w:cs="Times New Roman"/>
+          <w:sz w:val="28"/>
+          <w:szCs w:val="28"/>
+        </w:rPr>
+        <w:t>Реализовать систему управления параметрами симуляции (масса, скорость, коэффициенты упругости и трения) и интерактивного взаимодействия с объектами;</w:t>
+      </w:r>
+    </w:p>
+    <w:p>
+      <w:pPr>
+        <w:pStyle w:val="a3"/>
+        <w:numPr>
+          <w:ilvl w:val="0"/>
+          <w:numId w:val="1"/>
+        </w:numPr>
+        <w:spacing w:line="360" w:lineRule="auto"/>
+        <w:ind w:left="0" w:firstLine="709"/>
+        <w:rPr>
+          <w:rFonts w:ascii="Times New Roman" w:hAnsi="Times New Roman" w:cs="Times New Roman"/>
+          <w:sz w:val="28"/>
+          <w:szCs w:val="28"/>
+        </w:rPr>
+      </w:pPr>
+      <w:r>
+        <w:rPr>
+          <w:rFonts w:ascii="Times New Roman" w:hAnsi="Times New Roman" w:cs="Times New Roman"/>
+          <w:sz w:val="28"/>
+          <w:szCs w:val="28"/>
+        </w:rPr>
+        <w:t>Провести тестирование разработанного программного продукта;</w:t>
+      </w:r>
+    </w:p>
+    <w:p>
+      <w:pPr>
+        <w:pStyle w:val="a3"/>
+        <w:numPr>
+          <w:ilvl w:val="0"/>
+          <w:numId w:val="1"/>
+        </w:numPr>
+        <w:spacing w:line="360" w:lineRule="auto"/>
+        <w:ind w:left="0" w:firstLine="709"/>
+        <w:rPr>
+          <w:rFonts w:ascii="Times New Roman" w:hAnsi="Times New Roman" w:cs="Times New Roman"/>
+          <w:sz w:val="28"/>
+          <w:szCs w:val="28"/>
+        </w:rPr>
+      </w:pPr>
+      <w:r>
+        <w:rPr>
+          <w:rFonts w:ascii="Times New Roman" w:hAnsi="Times New Roman" w:cs="Times New Roman"/>
+          <w:sz w:val="28"/>
+          <w:szCs w:val="28"/>
+        </w:rPr>
+        <w:t>Составить руководство пользователя и системного администратора.</w:t>
+      </w:r>
+    </w:p>
+    <w:p>
+      <w:pPr>
+        <w:spacing w:line="360" w:lineRule="auto"/>
+        <w:ind w:firstLine="709"/>
+        <w:rPr>
+          <w:rFonts w:ascii="Times New Roman" w:hAnsi="Times New Roman" w:cs="Times New Roman"/>
+          <w:sz w:val="28"/>
+          <w:szCs w:val="28"/>
+        </w:rPr>
+      </w:pPr>
+      <w:r>
+        <w:rPr>
+          <w:rFonts w:ascii="Times New Roman" w:hAnsi="Times New Roman" w:cs="Times New Roman"/>
+          <w:sz w:val="28"/>
+          <w:szCs w:val="28"/>
+        </w:rPr>
+        <w:t xml:space="preserve">Выбор языка программирования C# обусловлен его широкими возможностями </w:t>
+      </w:r>
+      <w:r>
+        <w:rPr>
+          <w:rFonts w:ascii="Times New Roman" w:hAnsi="Times New Roman" w:cs="Times New Roman"/>
+          <w:sz w:val="28"/>
+          <w:szCs w:val="28"/>
+        </w:rPr>
+        <w:t>для создания оконных приложений и</w:t>
+      </w:r>
+      <w:r>
+        <w:rPr>
+          <w:rFonts w:ascii="Times New Roman" w:hAnsi="Times New Roman" w:cs="Times New Roman"/>
+          <w:sz w:val="28"/>
+          <w:szCs w:val="28"/>
+        </w:rPr>
+        <w:t xml:space="preserve"> наличием развитой</w:t>
+      </w:r>
+      <w:r>
+        <w:rPr>
+          <w:rFonts w:ascii="Times New Roman" w:hAnsi="Times New Roman" w:cs="Times New Roman"/>
+          <w:sz w:val="28"/>
+          <w:szCs w:val="28"/>
+        </w:rPr>
+        <w:t xml:space="preserve"> среды разработки </w:t>
+      </w:r>
+      <w:proofErr w:type="spellStart"/>
+      <w:r>
+        <w:rPr>
+          <w:rFonts w:ascii="Times New Roman" w:hAnsi="Times New Roman" w:cs="Times New Roman"/>
+          <w:sz w:val="28"/>
+          <w:szCs w:val="28"/>
+        </w:rPr>
+        <w:t>Visual</w:t>
+      </w:r>
+      <w:proofErr w:type="spellEnd"/>
+      <w:r>
+        <w:rPr>
+          <w:rFonts w:ascii="Times New Roman" w:hAnsi="Times New Roman" w:cs="Times New Roman"/>
+          <w:sz w:val="28"/>
+          <w:szCs w:val="28"/>
+        </w:rPr>
+        <w:t xml:space="preserve"> </w:t>
+      </w:r>
+      <w:proofErr w:type="spellStart"/>
+      <w:r>
+        <w:rPr>
+          <w:rFonts w:ascii="Times New Roman" w:hAnsi="Times New Roman" w:cs="Times New Roman"/>
+          <w:sz w:val="28"/>
+          <w:szCs w:val="28"/>
+        </w:rPr>
+        <w:t>Studio</w:t>
+      </w:r>
+      <w:proofErr w:type="spellEnd"/>
+      <w:r>
+        <w:rPr>
+          <w:rFonts w:ascii="Times New Roman" w:hAnsi="Times New Roman" w:cs="Times New Roman"/>
+          <w:sz w:val="28"/>
+          <w:szCs w:val="28"/>
+        </w:rPr>
+        <w:t xml:space="preserve">. Технология </w:t>
+      </w:r>
+      <w:proofErr w:type="spellStart"/>
+      <w:r>
+        <w:rPr>
+          <w:rFonts w:ascii="Times New Roman" w:hAnsi="Times New Roman" w:cs="Times New Roman"/>
+          <w:sz w:val="28"/>
+          <w:szCs w:val="28"/>
+        </w:rPr>
+        <w:t>Windows</w:t>
+      </w:r>
+      <w:proofErr w:type="spellEnd"/>
+      <w:r>
+        <w:rPr>
+          <w:rFonts w:ascii="Times New Roman" w:hAnsi="Times New Roman" w:cs="Times New Roman"/>
+          <w:sz w:val="28"/>
+          <w:szCs w:val="28"/>
+        </w:rPr>
+        <w:t xml:space="preserve"> </w:t>
+      </w:r>
+      <w:proofErr w:type="spellStart"/>
+      <w:r>
+        <w:rPr>
+          <w:rFonts w:ascii="Times New Roman" w:hAnsi="Times New Roman" w:cs="Times New Roman"/>
+          <w:sz w:val="28"/>
+          <w:szCs w:val="28"/>
+        </w:rPr>
+        <w:t>Forms</w:t>
+      </w:r>
+      <w:proofErr w:type="spellEnd"/>
+      <w:r>
+        <w:rPr>
+          <w:rFonts w:ascii="Times New Roman" w:hAnsi="Times New Roman" w:cs="Times New Roman"/>
+          <w:sz w:val="28"/>
+          <w:szCs w:val="28"/>
+        </w:rPr>
+        <w:t xml:space="preserve"> позволяет быстро создавать классический интерфейс из готовых компонентов и обеспечивает достаточную производительность для </w:t>
+      </w:r>
+      <w:proofErr w:type="spellStart"/>
+      <w:r>
+        <w:rPr>
+          <w:rFonts w:ascii="Times New Roman" w:hAnsi="Times New Roman" w:cs="Times New Roman"/>
+          <w:sz w:val="28"/>
+          <w:szCs w:val="28"/>
+        </w:rPr>
+        <w:t>отрисовки</w:t>
+      </w:r>
+      <w:proofErr w:type="spellEnd"/>
+      <w:r>
+        <w:rPr>
+          <w:rFonts w:ascii="Times New Roman" w:hAnsi="Times New Roman" w:cs="Times New Roman"/>
+          <w:sz w:val="28"/>
+          <w:szCs w:val="28"/>
+        </w:rPr>
+        <w:t xml:space="preserve"> двумерной графики, что даёт возможность сконцентрироваться на реализации физической модели и её визуализации, не отвлекаясь на низкоуровневую работу с графическими API.</w:t>
+      </w:r>
+    </w:p>
+    <w:p>
+      <w:pPr>
+        <w:spacing w:line="360" w:lineRule="auto"/>
+        <w:ind w:firstLine="709"/>
+        <w:rPr>
+          <w:rFonts w:ascii="Times New Roman" w:hAnsi="Times New Roman" w:cs="Times New Roman"/>
+          <w:sz w:val="28"/>
+          <w:szCs w:val="28"/>
+        </w:rPr>
+      </w:pPr>
+      <w:r>
+        <w:rPr>
+          <w:rFonts w:ascii="Times New Roman" w:hAnsi="Times New Roman" w:cs="Times New Roman"/>
+          <w:sz w:val="28"/>
+          <w:szCs w:val="28"/>
+        </w:rPr>
+        <w:t>Структура работы включает введение, теоретическую часть, практическую часть, заключение, список использованных источников и приложения. В теоретической части рассматриваются основы физического моделирования, законы Ньютона, методы численного интегрирования и алгоритмы обнаружения столкновений. В практической части описывается процесс разработки, модульная структура приложения, результаты тестирования и руководство пользователя.</w:t>
+      </w:r>
+    </w:p>
+    <w:p>
+      <w:pPr>
+        <w:spacing w:line="360" w:lineRule="auto"/>
+        <w:ind w:firstLine="709"/>
+        <w:rPr>
+          <w:rFonts w:ascii="Times New Roman" w:hAnsi="Times New Roman" w:cs="Times New Roman"/>
+          <w:sz w:val="28"/>
+          <w:szCs w:val="28"/>
+        </w:rPr>
+      </w:pPr>
+      <w:r>
+        <w:rPr>
+          <w:rFonts w:ascii="Times New Roman" w:hAnsi="Times New Roman" w:cs="Times New Roman"/>
+          <w:sz w:val="28"/>
+          <w:szCs w:val="28"/>
+        </w:rPr>
+        <w:br w:type="page"/>
+      </w:r>
+    </w:p>
+    <w:p>
+      <w:pPr>
+        <w:tabs>
+          <w:tab w:val="left" w:pos="993"/>
+        </w:tabs>
+        <w:spacing w:line="360" w:lineRule="auto"/>
+        <w:ind w:firstLine="709"/>
+        <w:rPr>
+          <w:rFonts w:ascii="Times New Roman" w:hAnsi="Times New Roman" w:cs="Times New Roman"/>
+          <w:b/>
+          <w:bCs/>
+          <w:sz w:val="28"/>
+          <w:szCs w:val="28"/>
+        </w:rPr>
+      </w:pPr>
+      <w:r>
+        <w:rPr>
+          <w:rFonts w:ascii="Times New Roman" w:hAnsi="Times New Roman" w:cs="Times New Roman"/>
+          <w:b/>
+          <w:bCs/>
+          <w:sz w:val="28"/>
+          <w:szCs w:val="28"/>
+        </w:rPr>
+        <w:lastRenderedPageBreak/>
+        <w:t xml:space="preserve">1 </w:t>
+      </w:r>
+      <w:r>
+        <w:rPr>
+          <w:rFonts w:ascii="Times New Roman" w:hAnsi="Times New Roman" w:cs="Times New Roman"/>
+          <w:b/>
+          <w:bCs/>
+          <w:sz w:val="28"/>
+          <w:szCs w:val="28"/>
+        </w:rPr>
+        <w:t>Бизнес-требования и границы проекта</w:t>
+      </w:r>
+    </w:p>
+    <w:p>
+      <w:pPr>
+        <w:tabs>
+          <w:tab w:val="left" w:pos="993"/>
+        </w:tabs>
+        <w:spacing w:line="360" w:lineRule="auto"/>
+        <w:ind w:firstLine="709"/>
+        <w:rPr>
+          <w:rFonts w:ascii="Times New Roman" w:hAnsi="Times New Roman" w:cs="Times New Roman"/>
+          <w:sz w:val="28"/>
+          <w:szCs w:val="28"/>
+        </w:rPr>
+      </w:pPr>
+      <w:r>
+        <w:rPr>
+          <w:rFonts w:ascii="Times New Roman" w:hAnsi="Times New Roman" w:cs="Times New Roman"/>
+          <w:bCs/>
+          <w:sz w:val="28"/>
+          <w:szCs w:val="28"/>
+        </w:rPr>
+        <w:t>Цель проекта:</w:t>
+      </w:r>
+      <w:r>
+        <w:rPr>
+          <w:rFonts w:ascii="Times New Roman" w:hAnsi="Times New Roman" w:cs="Times New Roman"/>
+          <w:sz w:val="28"/>
+          <w:szCs w:val="28"/>
+        </w:rPr>
+        <w:t xml:space="preserve"> Разработка оконного приложения для моделирования и визуализации физических процессов в двухмерном пространстве, позволяющего в интерактивном режиме наблюдать поведение тел под действием гравитации, сил упругости, трения и столкновений, а также изменять параметры симуляции без перекомпиляции программы.</w:t>
+      </w:r>
+    </w:p>
+    <w:p>
+      <w:pPr>
+        <w:tabs>
+          <w:tab w:val="left" w:pos="993"/>
+        </w:tabs>
+        <w:spacing w:line="360" w:lineRule="auto"/>
+        <w:ind w:firstLine="709"/>
+        <w:rPr>
+          <w:rFonts w:ascii="Times New Roman" w:hAnsi="Times New Roman" w:cs="Times New Roman"/>
+          <w:sz w:val="28"/>
+          <w:szCs w:val="28"/>
+        </w:rPr>
+      </w:pPr>
+      <w:r>
+        <w:rPr>
+          <w:rFonts w:ascii="Times New Roman" w:hAnsi="Times New Roman" w:cs="Times New Roman"/>
+          <w:bCs/>
+          <w:sz w:val="28"/>
+          <w:szCs w:val="28"/>
+        </w:rPr>
+        <w:t>Границы проекта (Что входит в систему):</w:t>
+      </w:r>
+    </w:p>
+    <w:p>
+      <w:pPr>
+        <w:numPr>
+          <w:ilvl w:val="0"/>
+          <w:numId w:val="2"/>
+        </w:numPr>
+        <w:tabs>
+          <w:tab w:val="left" w:pos="993"/>
+        </w:tabs>
+        <w:spacing w:line="360" w:lineRule="auto"/>
+        <w:ind w:left="0" w:firstLine="709"/>
+        <w:rPr>
+          <w:rFonts w:ascii="Times New Roman" w:hAnsi="Times New Roman" w:cs="Times New Roman"/>
+          <w:sz w:val="28"/>
+          <w:szCs w:val="28"/>
+        </w:rPr>
+      </w:pPr>
+      <w:r>
+        <w:rPr>
+          <w:rFonts w:ascii="Times New Roman" w:hAnsi="Times New Roman" w:cs="Times New Roman"/>
+          <w:sz w:val="28"/>
+          <w:szCs w:val="28"/>
+        </w:rPr>
+        <w:t xml:space="preserve">Разработка настольного приложения на C# с использованием технологии </w:t>
+      </w:r>
+      <w:proofErr w:type="spellStart"/>
+      <w:r>
+        <w:rPr>
+          <w:rFonts w:ascii="Times New Roman" w:hAnsi="Times New Roman" w:cs="Times New Roman"/>
+          <w:sz w:val="28"/>
+          <w:szCs w:val="28"/>
+        </w:rPr>
+        <w:t>Windows</w:t>
+      </w:r>
+      <w:proofErr w:type="spellEnd"/>
+      <w:r>
+        <w:rPr>
+          <w:rFonts w:ascii="Times New Roman" w:hAnsi="Times New Roman" w:cs="Times New Roman"/>
+          <w:sz w:val="28"/>
+          <w:szCs w:val="28"/>
+        </w:rPr>
+        <w:t xml:space="preserve"> </w:t>
+      </w:r>
+      <w:proofErr w:type="spellStart"/>
+      <w:r>
+        <w:rPr>
+          <w:rFonts w:ascii="Times New Roman" w:hAnsi="Times New Roman" w:cs="Times New Roman"/>
+          <w:sz w:val="28"/>
+          <w:szCs w:val="28"/>
+        </w:rPr>
+        <w:t>Forms</w:t>
+      </w:r>
+      <w:proofErr w:type="spellEnd"/>
+      <w:r>
+        <w:rPr>
+          <w:rFonts w:ascii="Times New Roman" w:hAnsi="Times New Roman" w:cs="Times New Roman"/>
+          <w:sz w:val="28"/>
+          <w:szCs w:val="28"/>
+        </w:rPr>
+        <w:t>.</w:t>
+      </w:r>
+    </w:p>
+    <w:p>
+      <w:pPr>
+        <w:numPr>
+          <w:ilvl w:val="0"/>
+          <w:numId w:val="2"/>
+        </w:numPr>
+        <w:tabs>
+          <w:tab w:val="left" w:pos="993"/>
+        </w:tabs>
+        <w:spacing w:line="360" w:lineRule="auto"/>
+        <w:ind w:left="0" w:firstLine="709"/>
+        <w:rPr>
+          <w:rFonts w:ascii="Times New Roman" w:hAnsi="Times New Roman" w:cs="Times New Roman"/>
+          <w:sz w:val="28"/>
+          <w:szCs w:val="28"/>
+        </w:rPr>
+      </w:pPr>
+      <w:r>
+        <w:rPr>
+          <w:rFonts w:ascii="Times New Roman" w:hAnsi="Times New Roman" w:cs="Times New Roman"/>
+          <w:sz w:val="28"/>
+          <w:szCs w:val="28"/>
+        </w:rPr>
+        <w:t>Реализация физического ядра на базе библиотеки Aether.Physics2D (интеграция уравнений движения, обработка столкновений, гравитация, трение, упругость).</w:t>
+      </w:r>
+    </w:p>
+    <w:p>
+      <w:pPr>
+        <w:numPr>
+          <w:ilvl w:val="0"/>
+          <w:numId w:val="2"/>
+        </w:numPr>
+        <w:tabs>
+          <w:tab w:val="left" w:pos="993"/>
+        </w:tabs>
+        <w:spacing w:line="360" w:lineRule="auto"/>
+        <w:ind w:left="0" w:firstLine="709"/>
+        <w:rPr>
+          <w:rFonts w:ascii="Times New Roman" w:hAnsi="Times New Roman" w:cs="Times New Roman"/>
+          <w:sz w:val="28"/>
+          <w:szCs w:val="28"/>
+        </w:rPr>
+      </w:pPr>
+      <w:r>
+        <w:rPr>
+          <w:rFonts w:ascii="Times New Roman" w:hAnsi="Times New Roman" w:cs="Times New Roman"/>
+          <w:sz w:val="28"/>
+          <w:szCs w:val="28"/>
+        </w:rPr>
+        <w:t>Реализация интерактивного пользовательского интерфейса: создание, удаление и перетаскивание объектов мышью.</w:t>
+      </w:r>
+    </w:p>
+    <w:p>
+      <w:pPr>
+        <w:numPr>
+          <w:ilvl w:val="0"/>
+          <w:numId w:val="2"/>
+        </w:numPr>
+        <w:tabs>
+          <w:tab w:val="left" w:pos="993"/>
+        </w:tabs>
+        <w:spacing w:line="360" w:lineRule="auto"/>
+        <w:ind w:left="0" w:firstLine="709"/>
+        <w:rPr>
+          <w:rFonts w:ascii="Times New Roman" w:hAnsi="Times New Roman" w:cs="Times New Roman"/>
+          <w:sz w:val="28"/>
+          <w:szCs w:val="28"/>
+        </w:rPr>
+      </w:pPr>
+      <w:r>
+        <w:rPr>
+          <w:rFonts w:ascii="Times New Roman" w:hAnsi="Times New Roman" w:cs="Times New Roman"/>
+          <w:sz w:val="28"/>
+          <w:szCs w:val="28"/>
+        </w:rPr>
+        <w:t>Визуализация симуляции в реальном времени средствами GDI+.</w:t>
+      </w:r>
+    </w:p>
+    <w:p>
+      <w:pPr>
+        <w:numPr>
+          <w:ilvl w:val="0"/>
+          <w:numId w:val="2"/>
+        </w:numPr>
+        <w:tabs>
+          <w:tab w:val="left" w:pos="993"/>
+        </w:tabs>
+        <w:spacing w:line="360" w:lineRule="auto"/>
+        <w:ind w:left="0" w:firstLine="709"/>
+        <w:rPr>
+          <w:rFonts w:ascii="Times New Roman" w:hAnsi="Times New Roman" w:cs="Times New Roman"/>
+          <w:sz w:val="28"/>
+          <w:szCs w:val="28"/>
+        </w:rPr>
+      </w:pPr>
+      <w:r>
+        <w:rPr>
+          <w:rFonts w:ascii="Times New Roman" w:hAnsi="Times New Roman" w:cs="Times New Roman"/>
+          <w:sz w:val="28"/>
+          <w:szCs w:val="28"/>
+        </w:rPr>
+        <w:t>Настройка параметров симуляции: гравитация, коэффициент упругости, коэффициент трения, шаг интегрирования.</w:t>
+      </w:r>
+    </w:p>
+    <w:p>
+      <w:pPr>
+        <w:numPr>
+          <w:ilvl w:val="0"/>
+          <w:numId w:val="2"/>
+        </w:numPr>
+        <w:tabs>
+          <w:tab w:val="left" w:pos="993"/>
+        </w:tabs>
+        <w:spacing w:line="360" w:lineRule="auto"/>
+        <w:ind w:left="0" w:firstLine="709"/>
+        <w:rPr>
+          <w:rFonts w:ascii="Times New Roman" w:hAnsi="Times New Roman" w:cs="Times New Roman"/>
+          <w:sz w:val="28"/>
+          <w:szCs w:val="28"/>
+        </w:rPr>
+      </w:pPr>
+      <w:r>
+        <w:rPr>
+          <w:rFonts w:ascii="Times New Roman" w:hAnsi="Times New Roman" w:cs="Times New Roman"/>
+          <w:sz w:val="28"/>
+          <w:szCs w:val="28"/>
+        </w:rPr>
+        <w:t>Отображение служебной информации: FPS, количество тел, количество активных контактов.</w:t>
+      </w:r>
+    </w:p>
+    <w:p>
+      <w:pPr>
+        <w:numPr>
+          <w:ilvl w:val="0"/>
+          <w:numId w:val="2"/>
+        </w:numPr>
+        <w:tabs>
+          <w:tab w:val="left" w:pos="993"/>
+        </w:tabs>
+        <w:spacing w:line="360" w:lineRule="auto"/>
+        <w:ind w:left="0" w:firstLine="709"/>
+        <w:rPr>
+          <w:rFonts w:ascii="Times New Roman" w:hAnsi="Times New Roman" w:cs="Times New Roman"/>
+          <w:sz w:val="28"/>
+          <w:szCs w:val="28"/>
+        </w:rPr>
+      </w:pPr>
+      <w:r>
+        <w:rPr>
+          <w:rFonts w:ascii="Times New Roman" w:hAnsi="Times New Roman" w:cs="Times New Roman"/>
+          <w:sz w:val="28"/>
+          <w:szCs w:val="28"/>
+        </w:rPr>
+        <w:t>Сохранение и загрузка сцен симуляции в файл.</w:t>
+      </w:r>
+    </w:p>
+    <w:p>
+      <w:pPr>
+        <w:tabs>
+          <w:tab w:val="left" w:pos="993"/>
+        </w:tabs>
+        <w:spacing w:line="360" w:lineRule="auto"/>
+        <w:ind w:firstLine="709"/>
+        <w:rPr>
+          <w:rFonts w:ascii="Times New Roman" w:hAnsi="Times New Roman" w:cs="Times New Roman"/>
+          <w:sz w:val="28"/>
+          <w:szCs w:val="28"/>
+        </w:rPr>
+      </w:pPr>
+      <w:r>
+        <w:rPr>
+          <w:rFonts w:ascii="Times New Roman" w:hAnsi="Times New Roman" w:cs="Times New Roman"/>
+          <w:bCs/>
+          <w:sz w:val="28"/>
+          <w:szCs w:val="28"/>
+        </w:rPr>
+        <w:t>Границы проекта (Что не входит в систему):</w:t>
+      </w:r>
+    </w:p>
+    <w:p>
+      <w:pPr>
+        <w:numPr>
+          <w:ilvl w:val="0"/>
+          <w:numId w:val="3"/>
+        </w:numPr>
+        <w:tabs>
+          <w:tab w:val="left" w:pos="993"/>
+        </w:tabs>
+        <w:spacing w:line="360" w:lineRule="auto"/>
+        <w:ind w:left="0" w:firstLine="709"/>
+        <w:rPr>
+          <w:rFonts w:ascii="Times New Roman" w:hAnsi="Times New Roman" w:cs="Times New Roman"/>
+          <w:sz w:val="28"/>
+          <w:szCs w:val="28"/>
+        </w:rPr>
+      </w:pPr>
+      <w:r>
+        <w:rPr>
+          <w:rFonts w:ascii="Times New Roman" w:hAnsi="Times New Roman" w:cs="Times New Roman"/>
+          <w:sz w:val="28"/>
+          <w:szCs w:val="28"/>
+        </w:rPr>
+        <w:t>Поддержка трёхмерной физики и 3D-визуализации.</w:t>
+      </w:r>
+    </w:p>
+    <w:p>
+      <w:pPr>
+        <w:numPr>
+          <w:ilvl w:val="0"/>
+          <w:numId w:val="3"/>
+        </w:numPr>
+        <w:tabs>
+          <w:tab w:val="left" w:pos="993"/>
+        </w:tabs>
+        <w:spacing w:line="360" w:lineRule="auto"/>
+        <w:ind w:left="0" w:firstLine="709"/>
+        <w:rPr>
+          <w:rFonts w:ascii="Times New Roman" w:hAnsi="Times New Roman" w:cs="Times New Roman"/>
+          <w:sz w:val="28"/>
+          <w:szCs w:val="28"/>
+        </w:rPr>
+      </w:pPr>
+      <w:r>
+        <w:rPr>
+          <w:rFonts w:ascii="Times New Roman" w:hAnsi="Times New Roman" w:cs="Times New Roman"/>
+          <w:sz w:val="28"/>
+          <w:szCs w:val="28"/>
+        </w:rPr>
+        <w:t>Сетевая многопользовательская работа и синхронизация симуляции между компьютерами.</w:t>
+      </w:r>
+    </w:p>
+    <w:p>
+      <w:pPr>
+        <w:numPr>
+          <w:ilvl w:val="0"/>
+          <w:numId w:val="3"/>
+        </w:numPr>
+        <w:tabs>
+          <w:tab w:val="left" w:pos="993"/>
+        </w:tabs>
+        <w:spacing w:line="360" w:lineRule="auto"/>
+        <w:ind w:left="0" w:firstLine="709"/>
+        <w:rPr>
+          <w:rFonts w:ascii="Times New Roman" w:hAnsi="Times New Roman" w:cs="Times New Roman"/>
+          <w:sz w:val="28"/>
+          <w:szCs w:val="28"/>
+        </w:rPr>
+      </w:pPr>
+      <w:r>
+        <w:rPr>
+          <w:rFonts w:ascii="Times New Roman" w:hAnsi="Times New Roman" w:cs="Times New Roman"/>
+          <w:sz w:val="28"/>
+          <w:szCs w:val="28"/>
+        </w:rPr>
+        <w:t>Поддержка мобильных платформ (</w:t>
+      </w:r>
+      <w:proofErr w:type="spellStart"/>
+      <w:r>
+        <w:rPr>
+          <w:rFonts w:ascii="Times New Roman" w:hAnsi="Times New Roman" w:cs="Times New Roman"/>
+          <w:sz w:val="28"/>
+          <w:szCs w:val="28"/>
+        </w:rPr>
+        <w:t>Android</w:t>
+      </w:r>
+      <w:proofErr w:type="spellEnd"/>
+      <w:r>
+        <w:rPr>
+          <w:rFonts w:ascii="Times New Roman" w:hAnsi="Times New Roman" w:cs="Times New Roman"/>
+          <w:sz w:val="28"/>
+          <w:szCs w:val="28"/>
+        </w:rPr>
+        <w:t>/</w:t>
+      </w:r>
+      <w:proofErr w:type="spellStart"/>
+      <w:r>
+        <w:rPr>
+          <w:rFonts w:ascii="Times New Roman" w:hAnsi="Times New Roman" w:cs="Times New Roman"/>
+          <w:sz w:val="28"/>
+          <w:szCs w:val="28"/>
+        </w:rPr>
+        <w:t>iOS</w:t>
+      </w:r>
+      <w:proofErr w:type="spellEnd"/>
+      <w:r>
+        <w:rPr>
+          <w:rFonts w:ascii="Times New Roman" w:hAnsi="Times New Roman" w:cs="Times New Roman"/>
+          <w:sz w:val="28"/>
+          <w:szCs w:val="28"/>
+        </w:rPr>
+        <w:t>) и веб-браузеров.</w:t>
+      </w:r>
+    </w:p>
+    <w:p>
+      <w:pPr>
+        <w:numPr>
+          <w:ilvl w:val="0"/>
+          <w:numId w:val="3"/>
+        </w:numPr>
+        <w:tabs>
+          <w:tab w:val="left" w:pos="993"/>
+        </w:tabs>
+        <w:spacing w:line="360" w:lineRule="auto"/>
+        <w:ind w:left="0" w:firstLine="709"/>
+        <w:rPr>
+          <w:rFonts w:ascii="Times New Roman" w:hAnsi="Times New Roman" w:cs="Times New Roman"/>
+          <w:sz w:val="28"/>
+          <w:szCs w:val="28"/>
+        </w:rPr>
+      </w:pPr>
+      <w:r>
+        <w:rPr>
+          <w:rFonts w:ascii="Times New Roman" w:hAnsi="Times New Roman" w:cs="Times New Roman"/>
+          <w:sz w:val="28"/>
+          <w:szCs w:val="28"/>
+        </w:rPr>
+        <w:lastRenderedPageBreak/>
+        <w:t>Реализация собственного физического движка с нуля (используется готовая библиотека Aether.Physics2D).</w:t>
+      </w:r>
+    </w:p>
+    <w:p>
+      <w:pPr>
+        <w:numPr>
+          <w:ilvl w:val="0"/>
+          <w:numId w:val="3"/>
+        </w:numPr>
+        <w:tabs>
+          <w:tab w:val="left" w:pos="993"/>
+        </w:tabs>
+        <w:spacing w:line="360" w:lineRule="auto"/>
+        <w:ind w:left="0" w:firstLine="709"/>
+        <w:rPr>
+          <w:rFonts w:ascii="Times New Roman" w:hAnsi="Times New Roman" w:cs="Times New Roman"/>
+          <w:sz w:val="28"/>
+          <w:szCs w:val="28"/>
+        </w:rPr>
+      </w:pPr>
+      <w:r>
+        <w:rPr>
+          <w:rFonts w:ascii="Times New Roman" w:hAnsi="Times New Roman" w:cs="Times New Roman"/>
+          <w:sz w:val="28"/>
+          <w:szCs w:val="28"/>
+        </w:rPr>
+        <w:t>Фотореалистичная графика, шейдеры и постобработка изображения.</w:t>
+      </w:r>
+    </w:p>
+    <w:p>
+      <w:pPr>
+        <w:tabs>
+          <w:tab w:val="left" w:pos="993"/>
+        </w:tabs>
+        <w:spacing w:line="360" w:lineRule="auto"/>
+        <w:ind w:firstLine="709"/>
+        <w:rPr>
+          <w:rFonts w:ascii="Times New Roman" w:hAnsi="Times New Roman" w:cs="Times New Roman"/>
+          <w:b/>
+          <w:bCs/>
+          <w:sz w:val="28"/>
+          <w:szCs w:val="28"/>
+        </w:rPr>
+      </w:pPr>
+      <w:r>
+        <w:rPr>
+          <w:rFonts w:ascii="Times New Roman" w:hAnsi="Times New Roman" w:cs="Times New Roman"/>
+          <w:b/>
+          <w:bCs/>
+          <w:sz w:val="28"/>
+          <w:szCs w:val="28"/>
+        </w:rPr>
+        <w:t>2</w:t>
+      </w:r>
+      <w:r>
+        <w:rPr>
+          <w:rFonts w:ascii="Times New Roman" w:hAnsi="Times New Roman" w:cs="Times New Roman"/>
+          <w:b/>
+          <w:bCs/>
+          <w:sz w:val="28"/>
+          <w:szCs w:val="28"/>
+        </w:rPr>
+        <w:t xml:space="preserve"> Функциональные требования</w:t>
+      </w:r>
+    </w:p>
+    <w:p>
+      <w:pPr>
+        <w:tabs>
+          <w:tab w:val="left" w:pos="993"/>
+        </w:tabs>
+        <w:spacing w:line="360" w:lineRule="auto"/>
+        <w:ind w:firstLine="709"/>
+        <w:rPr>
+          <w:rFonts w:ascii="Times New Roman" w:hAnsi="Times New Roman" w:cs="Times New Roman"/>
+          <w:sz w:val="28"/>
+          <w:szCs w:val="28"/>
+        </w:rPr>
+      </w:pPr>
+      <w:r>
+        <w:rPr>
+          <w:rFonts w:ascii="Times New Roman" w:hAnsi="Times New Roman" w:cs="Times New Roman"/>
+          <w:sz w:val="28"/>
+          <w:szCs w:val="28"/>
+        </w:rPr>
+        <w:t>Функциональные требования описывают конкретное поведение системы и то, что она должна делать.</w:t>
+      </w:r>
+    </w:p>
+    <w:p>
+      <w:pPr>
+        <w:tabs>
+          <w:tab w:val="left" w:pos="993"/>
+        </w:tabs>
+        <w:spacing w:line="360" w:lineRule="auto"/>
+        <w:ind w:firstLine="709"/>
+        <w:rPr>
+          <w:rFonts w:ascii="Times New Roman" w:hAnsi="Times New Roman" w:cs="Times New Roman"/>
+          <w:bCs/>
+          <w:sz w:val="28"/>
+          <w:szCs w:val="28"/>
+        </w:rPr>
+      </w:pPr>
+      <w:r>
+        <w:rPr>
+          <w:rFonts w:ascii="Times New Roman" w:hAnsi="Times New Roman" w:cs="Times New Roman"/>
+          <w:bCs/>
+          <w:sz w:val="28"/>
+          <w:szCs w:val="28"/>
+        </w:rPr>
+        <w:t>2.1. Управление симуляцией</w:t>
+      </w:r>
+    </w:p>
+    <w:p>
+      <w:pPr>
+        <w:numPr>
+          <w:ilvl w:val="0"/>
+          <w:numId w:val="4"/>
+        </w:numPr>
+        <w:tabs>
+          <w:tab w:val="left" w:pos="993"/>
+        </w:tabs>
+        <w:spacing w:line="360" w:lineRule="auto"/>
+        <w:ind w:left="0" w:firstLine="709"/>
+        <w:rPr>
+          <w:rFonts w:ascii="Times New Roman" w:hAnsi="Times New Roman" w:cs="Times New Roman"/>
+          <w:sz w:val="28"/>
+          <w:szCs w:val="28"/>
+        </w:rPr>
+      </w:pPr>
+      <w:r>
+        <w:rPr>
+          <w:rFonts w:ascii="Times New Roman" w:hAnsi="Times New Roman" w:cs="Times New Roman"/>
+          <w:sz w:val="28"/>
+          <w:szCs w:val="28"/>
+        </w:rPr>
+        <w:t>Система должна предоставлять возможность запуска, паузы и полной остановки (сброса) симуляции.</w:t>
+      </w:r>
+    </w:p>
+    <w:p>
+      <w:pPr>
+        <w:numPr>
+          <w:ilvl w:val="0"/>
+          <w:numId w:val="4"/>
+        </w:numPr>
+        <w:tabs>
+          <w:tab w:val="left" w:pos="993"/>
+        </w:tabs>
+        <w:spacing w:line="360" w:lineRule="auto"/>
+        <w:ind w:left="0" w:firstLine="709"/>
+        <w:rPr>
+          <w:rFonts w:ascii="Times New Roman" w:hAnsi="Times New Roman" w:cs="Times New Roman"/>
+          <w:sz w:val="28"/>
+          <w:szCs w:val="28"/>
+        </w:rPr>
+      </w:pPr>
+      <w:r>
+        <w:rPr>
+          <w:rFonts w:ascii="Times New Roman" w:hAnsi="Times New Roman" w:cs="Times New Roman"/>
+          <w:sz w:val="28"/>
+          <w:szCs w:val="28"/>
+        </w:rPr>
+        <w:t>Система должна поддерживать пошаговый режим продвижения симуляции (один шаг физического движка по нажатию кнопки).</w:t>
+      </w:r>
+    </w:p>
+    <w:p>
+      <w:pPr>
+        <w:numPr>
+          <w:ilvl w:val="0"/>
+          <w:numId w:val="4"/>
+        </w:numPr>
+        <w:tabs>
+          <w:tab w:val="left" w:pos="993"/>
+        </w:tabs>
+        <w:spacing w:line="360" w:lineRule="auto"/>
+        <w:ind w:left="0" w:firstLine="709"/>
+        <w:rPr>
+          <w:rFonts w:ascii="Times New Roman" w:hAnsi="Times New Roman" w:cs="Times New Roman"/>
+          <w:sz w:val="28"/>
+          <w:szCs w:val="28"/>
+        </w:rPr>
+      </w:pPr>
+      <w:r>
+        <w:rPr>
+          <w:rFonts w:ascii="Times New Roman" w:hAnsi="Times New Roman" w:cs="Times New Roman"/>
+          <w:sz w:val="28"/>
+          <w:szCs w:val="28"/>
+        </w:rPr>
+        <w:t>Система должна позволять изменять скорость течения времени (множитель шага симуляции: 0.25x, 0.5x, 1x, 2x, 4x).</w:t>
+      </w:r>
+    </w:p>
+    <w:p>
+      <w:pPr>
+        <w:numPr>
+          <w:ilvl w:val="0"/>
+          <w:numId w:val="4"/>
+        </w:numPr>
+        <w:tabs>
+          <w:tab w:val="left" w:pos="993"/>
+        </w:tabs>
+        <w:spacing w:line="360" w:lineRule="auto"/>
+        <w:ind w:left="0" w:firstLine="709"/>
+        <w:rPr>
+          <w:rFonts w:ascii="Times New Roman" w:hAnsi="Times New Roman" w:cs="Times New Roman"/>
+          <w:sz w:val="28"/>
+          <w:szCs w:val="28"/>
+        </w:rPr>
+      </w:pPr>
+      <w:r>
+        <w:rPr>
+          <w:rFonts w:ascii="Times New Roman" w:hAnsi="Times New Roman" w:cs="Times New Roman"/>
+          <w:sz w:val="28"/>
+          <w:szCs w:val="28"/>
+        </w:rPr>
+        <w:t>Система должна корректно обрабатывать изменение размеров окна без нарушения работы физического движка.</w:t>
+      </w:r>
+    </w:p>
+    <w:p>
+      <w:pPr>
+        <w:tabs>
+          <w:tab w:val="left" w:pos="993"/>
+        </w:tabs>
+        <w:spacing w:line="360" w:lineRule="auto"/>
+        <w:ind w:firstLine="709"/>
+        <w:rPr>
+          <w:rFonts w:ascii="Times New Roman" w:hAnsi="Times New Roman" w:cs="Times New Roman"/>
+          <w:bCs/>
+          <w:sz w:val="28"/>
+          <w:szCs w:val="28"/>
+        </w:rPr>
+      </w:pPr>
+      <w:r>
+        <w:rPr>
+          <w:rFonts w:ascii="Times New Roman" w:hAnsi="Times New Roman" w:cs="Times New Roman"/>
+          <w:bCs/>
+          <w:sz w:val="28"/>
+          <w:szCs w:val="28"/>
+        </w:rPr>
+        <w:t>2.2. Управление объектами сцены</w:t>
+      </w:r>
+    </w:p>
+    <w:p>
+      <w:pPr>
+        <w:numPr>
+          <w:ilvl w:val="0"/>
+          <w:numId w:val="5"/>
+        </w:numPr>
+        <w:tabs>
+          <w:tab w:val="left" w:pos="993"/>
+        </w:tabs>
+        <w:spacing w:line="360" w:lineRule="auto"/>
+        <w:ind w:left="0" w:firstLine="709"/>
+        <w:rPr>
+          <w:rFonts w:ascii="Times New Roman" w:hAnsi="Times New Roman" w:cs="Times New Roman"/>
+          <w:sz w:val="28"/>
+          <w:szCs w:val="28"/>
+        </w:rPr>
+      </w:pPr>
+      <w:r>
+        <w:rPr>
+          <w:rFonts w:ascii="Times New Roman" w:hAnsi="Times New Roman" w:cs="Times New Roman"/>
+          <w:sz w:val="28"/>
+          <w:szCs w:val="28"/>
+        </w:rPr>
+        <w:t>Система должна позволять создавать тела трёх типов: динамические, статические и кинематические.</w:t>
+      </w:r>
+    </w:p>
+    <w:p>
+      <w:pPr>
+        <w:numPr>
+          <w:ilvl w:val="0"/>
+          <w:numId w:val="5"/>
+        </w:numPr>
+        <w:tabs>
+          <w:tab w:val="left" w:pos="993"/>
+        </w:tabs>
+        <w:spacing w:line="360" w:lineRule="auto"/>
+        <w:ind w:left="0" w:firstLine="709"/>
+        <w:rPr>
+          <w:rFonts w:ascii="Times New Roman" w:hAnsi="Times New Roman" w:cs="Times New Roman"/>
+          <w:sz w:val="28"/>
+          <w:szCs w:val="28"/>
+        </w:rPr>
+      </w:pPr>
+      <w:r>
+        <w:rPr>
+          <w:rFonts w:ascii="Times New Roman" w:hAnsi="Times New Roman" w:cs="Times New Roman"/>
+          <w:sz w:val="28"/>
+          <w:szCs w:val="28"/>
+        </w:rPr>
+        <w:t>Система должна позволять удалять выбранный объект и очищать всю сцену целиком.</w:t>
+      </w:r>
+    </w:p>
+    <w:p>
+      <w:pPr>
+        <w:numPr>
+          <w:ilvl w:val="0"/>
+          <w:numId w:val="5"/>
+        </w:numPr>
+        <w:tabs>
+          <w:tab w:val="left" w:pos="993"/>
+        </w:tabs>
+        <w:spacing w:line="360" w:lineRule="auto"/>
+        <w:ind w:left="0" w:firstLine="709"/>
+        <w:rPr>
+          <w:rFonts w:ascii="Times New Roman" w:hAnsi="Times New Roman" w:cs="Times New Roman"/>
+          <w:sz w:val="28"/>
+          <w:szCs w:val="28"/>
+        </w:rPr>
+      </w:pPr>
+      <w:r>
+        <w:rPr>
+          <w:rFonts w:ascii="Times New Roman" w:hAnsi="Times New Roman" w:cs="Times New Roman"/>
+          <w:sz w:val="28"/>
+          <w:szCs w:val="28"/>
+        </w:rPr>
+        <w:t xml:space="preserve">Система должна предоставлять возможность перетаскивания динамических тел курсором мыши с использованием соединения типа </w:t>
+      </w:r>
+      <w:proofErr w:type="spellStart"/>
+      <w:r>
+        <w:rPr>
+          <w:rFonts w:ascii="Times New Roman" w:hAnsi="Times New Roman" w:cs="Times New Roman"/>
+          <w:sz w:val="28"/>
+          <w:szCs w:val="28"/>
+        </w:rPr>
+        <w:t>MouseJoint</w:t>
+      </w:r>
+      <w:proofErr w:type="spellEnd"/>
+      <w:r>
+        <w:rPr>
+          <w:rFonts w:ascii="Times New Roman" w:hAnsi="Times New Roman" w:cs="Times New Roman"/>
+          <w:sz w:val="28"/>
+          <w:szCs w:val="28"/>
+        </w:rPr>
+        <w:t>.</w:t>
+      </w:r>
+    </w:p>
+    <w:p>
+      <w:pPr>
+        <w:numPr>
+          <w:ilvl w:val="0"/>
+          <w:numId w:val="5"/>
+        </w:numPr>
+        <w:tabs>
+          <w:tab w:val="left" w:pos="993"/>
+        </w:tabs>
+        <w:spacing w:line="360" w:lineRule="auto"/>
+        <w:ind w:left="0" w:firstLine="709"/>
+        <w:rPr>
+          <w:rFonts w:ascii="Times New Roman" w:hAnsi="Times New Roman" w:cs="Times New Roman"/>
+          <w:sz w:val="28"/>
+          <w:szCs w:val="28"/>
+        </w:rPr>
+      </w:pPr>
+      <w:r>
+        <w:rPr>
+          <w:rFonts w:ascii="Times New Roman" w:hAnsi="Times New Roman" w:cs="Times New Roman"/>
+          <w:sz w:val="28"/>
+          <w:szCs w:val="28"/>
+        </w:rPr>
+        <w:t>Система должна позволять изменять свойства выбранного тела: пл</w:t>
+      </w:r>
+      <w:r>
+        <w:rPr>
+          <w:rFonts w:ascii="Times New Roman" w:hAnsi="Times New Roman" w:cs="Times New Roman"/>
+          <w:sz w:val="28"/>
+          <w:szCs w:val="28"/>
+        </w:rPr>
+        <w:t>отность, коэффициент упругости, коэффициент трения</w:t>
+      </w:r>
+      <w:r>
+        <w:rPr>
+          <w:rFonts w:ascii="Times New Roman" w:hAnsi="Times New Roman" w:cs="Times New Roman"/>
+          <w:sz w:val="28"/>
+          <w:szCs w:val="28"/>
+        </w:rPr>
+        <w:t>, начальную скорость.</w:t>
       </w:r>
       <w:bookmarkStart w:id="0" w:name="_GoBack"/>
       <w:bookmarkEnd w:id="0"/>
-      <w:r>
-        <w:rPr>
-          <w:rFonts w:ascii="Times New Roman" w:hAnsi="Times New Roman" w:cs="Times New Roman"/>
-          <w:sz w:val="28"/>
-          <w:szCs w:val="28"/>
-        </w:rPr>
-        <w:t>Понимание принципов построения физических симуляций критически важно для разработки игровых движков, систем автоматизированного проектирования, обучающих тренажёров и нау</w:t>
-      </w:r>
-      <w:r>
-        <w:rPr>
-          <w:rFonts w:ascii="Times New Roman" w:hAnsi="Times New Roman" w:cs="Times New Roman"/>
-          <w:sz w:val="28"/>
-          <w:szCs w:val="28"/>
-        </w:rPr>
-        <w:t>чного программного обеспечения.</w:t>
-      </w:r>
-    </w:p>
-    <w:p>
-      <w:pPr>
+    </w:p>
+    <w:p>
+      <w:pPr>
+        <w:tabs>
+          <w:tab w:val="left" w:pos="993"/>
+        </w:tabs>
         <w:spacing w:line="360" w:lineRule="auto"/>
         <w:ind w:firstLine="709"/>
         <w:rPr>
           <w:rFonts w:ascii="Times New Roman" w:hAnsi="Times New Roman" w:cs="Times New Roman"/>
-          <w:sz w:val="28"/>
-          <w:szCs w:val="28"/>
-        </w:rPr>
-      </w:pPr>
-      <w:r>
-        <w:rPr>
-          <w:rFonts w:ascii="Times New Roman" w:hAnsi="Times New Roman" w:cs="Times New Roman"/>
-          <w:sz w:val="28"/>
-          <w:szCs w:val="28"/>
-        </w:rPr>
-        <w:t>Актуальность выбранной темы обусловлена необходимостью создания наглядного и доступного инструмента для моделирования двумерной физики, который может быть использован в учебном процессе. Существующие программные решения либо являются узкоспециализиро</w:t>
-      </w:r>
-      <w:r>
-        <w:rPr>
-          <w:rFonts w:ascii="Times New Roman" w:hAnsi="Times New Roman" w:cs="Times New Roman"/>
-          <w:sz w:val="28"/>
-          <w:szCs w:val="28"/>
-        </w:rPr>
-        <w:t xml:space="preserve">ванными и сложными для освоения, </w:t>
-      </w:r>
-      <w:r>
-        <w:rPr>
-          <w:rFonts w:ascii="Times New Roman" w:hAnsi="Times New Roman" w:cs="Times New Roman"/>
-          <w:sz w:val="28"/>
-          <w:szCs w:val="28"/>
-        </w:rPr>
-        <w:t xml:space="preserve">либо не предоставляют достаточной гибкости для изучения базовых принципов. Разработка собственного легковесного приложения позволяет адаптировать его под конкретные учебные задачи, не требуя от пользователя наличия интернета и специальных навыков работы со сложным ПО, а также даёт возможность детального изучения </w:t>
-      </w:r>
-      <w:r>
-        <w:rPr>
-          <w:rFonts w:ascii="Times New Roman" w:hAnsi="Times New Roman" w:cs="Times New Roman"/>
-          <w:sz w:val="28"/>
-          <w:szCs w:val="28"/>
-        </w:rPr>
-        <w:t>внутренней структуры симуляции.</w:t>
-      </w:r>
-    </w:p>
-    <w:p>
-      <w:pPr>
+          <w:bCs/>
+          <w:sz w:val="28"/>
+          <w:szCs w:val="28"/>
+        </w:rPr>
+      </w:pPr>
+      <w:r>
+        <w:rPr>
+          <w:rFonts w:ascii="Times New Roman" w:hAnsi="Times New Roman" w:cs="Times New Roman"/>
+          <w:bCs/>
+          <w:sz w:val="28"/>
+          <w:szCs w:val="28"/>
+        </w:rPr>
+        <w:lastRenderedPageBreak/>
+        <w:t>2.3. Настройка физических параметров</w:t>
+      </w:r>
+    </w:p>
+    <w:p>
+      <w:pPr>
+        <w:numPr>
+          <w:ilvl w:val="0"/>
+          <w:numId w:val="6"/>
+        </w:numPr>
+        <w:tabs>
+          <w:tab w:val="left" w:pos="993"/>
+        </w:tabs>
+        <w:spacing w:line="360" w:lineRule="auto"/>
+        <w:ind w:left="0" w:firstLine="709"/>
+        <w:rPr>
+          <w:rFonts w:ascii="Times New Roman" w:hAnsi="Times New Roman" w:cs="Times New Roman"/>
+          <w:sz w:val="28"/>
+          <w:szCs w:val="28"/>
+        </w:rPr>
+      </w:pPr>
+      <w:r>
+        <w:rPr>
+          <w:rFonts w:ascii="Times New Roman" w:hAnsi="Times New Roman" w:cs="Times New Roman"/>
+          <w:sz w:val="28"/>
+          <w:szCs w:val="28"/>
+        </w:rPr>
+        <w:t>Система должна позволять задавать величину и направление вектора гравитации.</w:t>
+      </w:r>
+    </w:p>
+    <w:p>
+      <w:pPr>
+        <w:numPr>
+          <w:ilvl w:val="0"/>
+          <w:numId w:val="6"/>
+        </w:numPr>
+        <w:tabs>
+          <w:tab w:val="left" w:pos="993"/>
+        </w:tabs>
+        <w:spacing w:line="360" w:lineRule="auto"/>
+        <w:ind w:left="0" w:firstLine="709"/>
+        <w:rPr>
+          <w:rFonts w:ascii="Times New Roman" w:hAnsi="Times New Roman" w:cs="Times New Roman"/>
+          <w:sz w:val="28"/>
+          <w:szCs w:val="28"/>
+        </w:rPr>
+      </w:pPr>
+      <w:r>
+        <w:rPr>
+          <w:rFonts w:ascii="Times New Roman" w:hAnsi="Times New Roman" w:cs="Times New Roman"/>
+          <w:sz w:val="28"/>
+          <w:szCs w:val="28"/>
+        </w:rPr>
+        <w:t>Система должна предоставлять возможность включения и отключения гравитации.</w:t>
+      </w:r>
+    </w:p>
+    <w:p>
+      <w:pPr>
+        <w:numPr>
+          <w:ilvl w:val="0"/>
+          <w:numId w:val="6"/>
+        </w:numPr>
+        <w:tabs>
+          <w:tab w:val="left" w:pos="993"/>
+        </w:tabs>
+        <w:spacing w:line="360" w:lineRule="auto"/>
+        <w:ind w:left="0" w:firstLine="709"/>
+        <w:rPr>
+          <w:rFonts w:ascii="Times New Roman" w:hAnsi="Times New Roman" w:cs="Times New Roman"/>
+          <w:sz w:val="28"/>
+          <w:szCs w:val="28"/>
+        </w:rPr>
+      </w:pPr>
+      <w:r>
+        <w:rPr>
+          <w:rFonts w:ascii="Times New Roman" w:hAnsi="Times New Roman" w:cs="Times New Roman"/>
+          <w:sz w:val="28"/>
+          <w:szCs w:val="28"/>
+        </w:rPr>
+        <w:t>Система должна позволять настраивать глобальные коэффициенты упругости и трения, применяемые к новым телам по умолчанию.</w:t>
+      </w:r>
+    </w:p>
+    <w:p>
+      <w:pPr>
+        <w:numPr>
+          <w:ilvl w:val="0"/>
+          <w:numId w:val="6"/>
+        </w:numPr>
+        <w:tabs>
+          <w:tab w:val="left" w:pos="993"/>
+        </w:tabs>
+        <w:spacing w:line="360" w:lineRule="auto"/>
+        <w:ind w:left="0" w:firstLine="709"/>
+        <w:rPr>
+          <w:rFonts w:ascii="Times New Roman" w:hAnsi="Times New Roman" w:cs="Times New Roman"/>
+          <w:sz w:val="28"/>
+          <w:szCs w:val="28"/>
+        </w:rPr>
+      </w:pPr>
+      <w:r>
+        <w:rPr>
+          <w:rFonts w:ascii="Times New Roman" w:hAnsi="Times New Roman" w:cs="Times New Roman"/>
+          <w:sz w:val="28"/>
+          <w:szCs w:val="28"/>
+        </w:rPr>
+        <w:t>Система должна позволять изменять фиксированный шаг интегрирования физического движка (по умолчанию 1/60 секунды).</w:t>
+      </w:r>
+    </w:p>
+    <w:p>
+      <w:pPr>
+        <w:numPr>
+          <w:ilvl w:val="0"/>
+          <w:numId w:val="6"/>
+        </w:numPr>
+        <w:tabs>
+          <w:tab w:val="left" w:pos="993"/>
+        </w:tabs>
+        <w:spacing w:line="360" w:lineRule="auto"/>
+        <w:ind w:left="0" w:firstLine="709"/>
+        <w:rPr>
+          <w:rFonts w:ascii="Times New Roman" w:hAnsi="Times New Roman" w:cs="Times New Roman"/>
+          <w:sz w:val="28"/>
+          <w:szCs w:val="28"/>
+        </w:rPr>
+      </w:pPr>
+      <w:r>
+        <w:rPr>
+          <w:rFonts w:ascii="Times New Roman" w:hAnsi="Times New Roman" w:cs="Times New Roman"/>
+          <w:sz w:val="28"/>
+          <w:szCs w:val="28"/>
+        </w:rPr>
+        <w:t>Система должна корректно пересчитывать симуляцию при изменении любого из перечисленных параметров.</w:t>
+      </w:r>
+    </w:p>
+    <w:p>
+      <w:pPr>
+        <w:tabs>
+          <w:tab w:val="left" w:pos="993"/>
+        </w:tabs>
         <w:spacing w:line="360" w:lineRule="auto"/>
         <w:ind w:firstLine="709"/>
         <w:rPr>
           <w:rFonts w:ascii="Times New Roman" w:hAnsi="Times New Roman" w:cs="Times New Roman"/>
-          <w:sz w:val="28"/>
-          <w:szCs w:val="28"/>
-        </w:rPr>
-      </w:pPr>
-      <w:r>
-        <w:rPr>
-          <w:rFonts w:ascii="Times New Roman" w:hAnsi="Times New Roman" w:cs="Times New Roman"/>
-          <w:sz w:val="28"/>
-          <w:szCs w:val="28"/>
-        </w:rPr>
-        <w:t xml:space="preserve">Целью проекта является разработка оконного приложения </w:t>
-      </w:r>
-      <w:r>
-        <w:rPr>
-          <w:rFonts w:ascii="Times New Roman" w:hAnsi="Times New Roman" w:cs="Times New Roman"/>
-          <w:sz w:val="28"/>
-          <w:szCs w:val="28"/>
-        </w:rPr>
-        <w:t>–</w:t>
-      </w:r>
-      <w:r>
-        <w:rPr>
-          <w:rFonts w:ascii="Times New Roman" w:hAnsi="Times New Roman" w:cs="Times New Roman"/>
-          <w:sz w:val="28"/>
-          <w:szCs w:val="28"/>
-        </w:rPr>
-        <w:t xml:space="preserve"> симулятора физики в двухмерном пространстве с использованием языка</w:t>
-      </w:r>
-      <w:r>
-        <w:rPr>
-          <w:rFonts w:ascii="Times New Roman" w:hAnsi="Times New Roman" w:cs="Times New Roman"/>
-          <w:sz w:val="28"/>
-          <w:szCs w:val="28"/>
-        </w:rPr>
-        <w:t xml:space="preserve"> C# и технологии </w:t>
-      </w:r>
-      <w:proofErr w:type="spellStart"/>
-      <w:r>
-        <w:rPr>
-          <w:rFonts w:ascii="Times New Roman" w:hAnsi="Times New Roman" w:cs="Times New Roman"/>
-          <w:sz w:val="28"/>
-          <w:szCs w:val="28"/>
-        </w:rPr>
-        <w:t>Windows</w:t>
-      </w:r>
-      <w:proofErr w:type="spellEnd"/>
-      <w:r>
-        <w:rPr>
-          <w:rFonts w:ascii="Times New Roman" w:hAnsi="Times New Roman" w:cs="Times New Roman"/>
-          <w:sz w:val="28"/>
-          <w:szCs w:val="28"/>
-        </w:rPr>
-        <w:t xml:space="preserve"> </w:t>
-      </w:r>
-      <w:proofErr w:type="spellStart"/>
-      <w:r>
-        <w:rPr>
-          <w:rFonts w:ascii="Times New Roman" w:hAnsi="Times New Roman" w:cs="Times New Roman"/>
-          <w:sz w:val="28"/>
-          <w:szCs w:val="28"/>
-        </w:rPr>
-        <w:t>Forms</w:t>
-      </w:r>
-      <w:proofErr w:type="spellEnd"/>
-      <w:r>
-        <w:rPr>
-          <w:rFonts w:ascii="Times New Roman" w:hAnsi="Times New Roman" w:cs="Times New Roman"/>
-          <w:sz w:val="28"/>
-          <w:szCs w:val="28"/>
-        </w:rPr>
-        <w:t>.</w:t>
-      </w:r>
-    </w:p>
-    <w:p>
-      <w:pPr>
+          <w:bCs/>
+          <w:sz w:val="28"/>
+          <w:szCs w:val="28"/>
+        </w:rPr>
+      </w:pPr>
+      <w:r>
+        <w:rPr>
+          <w:rFonts w:ascii="Times New Roman" w:hAnsi="Times New Roman" w:cs="Times New Roman"/>
+          <w:bCs/>
+          <w:sz w:val="28"/>
+          <w:szCs w:val="28"/>
+        </w:rPr>
+        <w:t>2.4. Визуализация и отображение</w:t>
+      </w:r>
+    </w:p>
+    <w:p>
+      <w:pPr>
+        <w:numPr>
+          <w:ilvl w:val="0"/>
+          <w:numId w:val="7"/>
+        </w:numPr>
+        <w:tabs>
+          <w:tab w:val="left" w:pos="993"/>
+        </w:tabs>
+        <w:spacing w:line="360" w:lineRule="auto"/>
+        <w:ind w:left="0" w:firstLine="709"/>
+        <w:rPr>
+          <w:rFonts w:ascii="Times New Roman" w:hAnsi="Times New Roman" w:cs="Times New Roman"/>
+          <w:sz w:val="28"/>
+          <w:szCs w:val="28"/>
+        </w:rPr>
+      </w:pPr>
+      <w:r>
+        <w:rPr>
+          <w:rFonts w:ascii="Times New Roman" w:hAnsi="Times New Roman" w:cs="Times New Roman"/>
+          <w:sz w:val="28"/>
+          <w:szCs w:val="28"/>
+        </w:rPr>
+        <w:t>Система должна отображать все тела сцены в реальном времени с учётом их текущего положения и угла поворота.</w:t>
+      </w:r>
+    </w:p>
+    <w:p>
+      <w:pPr>
+        <w:numPr>
+          <w:ilvl w:val="0"/>
+          <w:numId w:val="7"/>
+        </w:numPr>
+        <w:tabs>
+          <w:tab w:val="left" w:pos="993"/>
+        </w:tabs>
+        <w:spacing w:line="360" w:lineRule="auto"/>
+        <w:ind w:left="0" w:firstLine="709"/>
+        <w:rPr>
+          <w:rFonts w:ascii="Times New Roman" w:hAnsi="Times New Roman" w:cs="Times New Roman"/>
+          <w:sz w:val="28"/>
+          <w:szCs w:val="28"/>
+        </w:rPr>
+      </w:pPr>
+      <w:r>
+        <w:rPr>
+          <w:rFonts w:ascii="Times New Roman" w:hAnsi="Times New Roman" w:cs="Times New Roman"/>
+          <w:sz w:val="28"/>
+          <w:szCs w:val="28"/>
+        </w:rPr>
+        <w:t>Система должна отображать служебную информацию: текущий FPS, количество тел на сцене, количество активных контактов, текущее время симуляции.</w:t>
+      </w:r>
+    </w:p>
+    <w:p>
+      <w:pPr>
+        <w:tabs>
+          <w:tab w:val="left" w:pos="993"/>
+        </w:tabs>
         <w:spacing w:line="360" w:lineRule="auto"/>
         <w:ind w:firstLine="709"/>
         <w:rPr>
           <w:rFonts w:ascii="Times New Roman" w:hAnsi="Times New Roman" w:cs="Times New Roman"/>
-          <w:sz w:val="28"/>
-          <w:szCs w:val="28"/>
-        </w:rPr>
-      </w:pPr>
-      <w:r>
-        <w:rPr>
-          <w:rFonts w:ascii="Times New Roman" w:hAnsi="Times New Roman" w:cs="Times New Roman"/>
-          <w:sz w:val="28"/>
-          <w:szCs w:val="28"/>
-        </w:rPr>
-        <w:t>Для реализации поставленной цели в курсовом про</w:t>
-      </w:r>
-      <w:r>
-        <w:rPr>
-          <w:rFonts w:ascii="Times New Roman" w:hAnsi="Times New Roman" w:cs="Times New Roman"/>
-          <w:sz w:val="28"/>
-          <w:szCs w:val="28"/>
-        </w:rPr>
-        <w:t>екте решаются следующие задачи:</w:t>
-      </w:r>
-    </w:p>
-    <w:p>
-      <w:pPr>
-        <w:pStyle w:val="a3"/>
-        <w:numPr>
-          <w:ilvl w:val="0"/>
-          <w:numId w:val="1"/>
-        </w:numPr>
-        <w:spacing w:line="360" w:lineRule="auto"/>
-        <w:ind w:left="0" w:firstLine="709"/>
-        <w:rPr>
-          <w:rFonts w:ascii="Times New Roman" w:hAnsi="Times New Roman" w:cs="Times New Roman"/>
-          <w:sz w:val="28"/>
-          <w:szCs w:val="28"/>
-        </w:rPr>
-      </w:pPr>
-      <w:r>
-        <w:rPr>
-          <w:rFonts w:ascii="Times New Roman" w:hAnsi="Times New Roman" w:cs="Times New Roman"/>
-          <w:sz w:val="28"/>
-          <w:szCs w:val="28"/>
-        </w:rPr>
-        <w:t>Провести анализ предметной области и изучить основные законы двумерной фи</w:t>
-      </w:r>
-      <w:r>
-        <w:rPr>
-          <w:rFonts w:ascii="Times New Roman" w:hAnsi="Times New Roman" w:cs="Times New Roman"/>
-          <w:sz w:val="28"/>
-          <w:szCs w:val="28"/>
-        </w:rPr>
-        <w:t>зики, подлежащие моделированию;</w:t>
-      </w:r>
-    </w:p>
-    <w:p>
-      <w:pPr>
-        <w:pStyle w:val="a3"/>
-        <w:numPr>
-          <w:ilvl w:val="0"/>
-          <w:numId w:val="1"/>
-        </w:numPr>
-        <w:spacing w:line="360" w:lineRule="auto"/>
-        <w:ind w:left="0" w:firstLine="709"/>
-        <w:rPr>
-          <w:rFonts w:ascii="Times New Roman" w:hAnsi="Times New Roman" w:cs="Times New Roman"/>
-          <w:sz w:val="28"/>
-          <w:szCs w:val="28"/>
-        </w:rPr>
-      </w:pPr>
-      <w:r>
-        <w:rPr>
-          <w:rFonts w:ascii="Times New Roman" w:hAnsi="Times New Roman" w:cs="Times New Roman"/>
-          <w:sz w:val="28"/>
-          <w:szCs w:val="28"/>
-        </w:rPr>
-        <w:t xml:space="preserve">Разработать техническое задание на </w:t>
-      </w:r>
-      <w:r>
-        <w:rPr>
-          <w:rFonts w:ascii="Times New Roman" w:hAnsi="Times New Roman" w:cs="Times New Roman"/>
-          <w:sz w:val="28"/>
-          <w:szCs w:val="28"/>
-        </w:rPr>
-        <w:t>создание программного продукта;</w:t>
-      </w:r>
-    </w:p>
-    <w:p>
-      <w:pPr>
-        <w:pStyle w:val="a3"/>
-        <w:numPr>
-          <w:ilvl w:val="0"/>
-          <w:numId w:val="1"/>
-        </w:numPr>
+          <w:bCs/>
+          <w:sz w:val="28"/>
+          <w:szCs w:val="28"/>
+        </w:rPr>
+      </w:pPr>
+      <w:r>
+        <w:rPr>
+          <w:rFonts w:ascii="Times New Roman" w:hAnsi="Times New Roman" w:cs="Times New Roman"/>
+          <w:bCs/>
+          <w:sz w:val="28"/>
+          <w:szCs w:val="28"/>
+        </w:rPr>
+        <w:t>2.5. Сохранение и загрузка сцен</w:t>
+      </w:r>
+    </w:p>
+    <w:p>
+      <w:pPr>
+        <w:numPr>
+          <w:ilvl w:val="0"/>
+          <w:numId w:val="8"/>
+        </w:numPr>
+        <w:tabs>
+          <w:tab w:val="left" w:pos="993"/>
+        </w:tabs>
+        <w:spacing w:line="360" w:lineRule="auto"/>
+        <w:ind w:left="0" w:firstLine="709"/>
+        <w:rPr>
+          <w:rFonts w:ascii="Times New Roman" w:hAnsi="Times New Roman" w:cs="Times New Roman"/>
+          <w:sz w:val="28"/>
+          <w:szCs w:val="28"/>
+        </w:rPr>
+      </w:pPr>
+      <w:r>
+        <w:rPr>
+          <w:rFonts w:ascii="Times New Roman" w:hAnsi="Times New Roman" w:cs="Times New Roman"/>
+          <w:sz w:val="28"/>
+          <w:szCs w:val="28"/>
+        </w:rPr>
+        <w:t>Система должна позволять сохранять текущее состояние сцены (параметры мира и список тел) в файл.</w:t>
+      </w:r>
+    </w:p>
+    <w:p>
+      <w:pPr>
+        <w:numPr>
+          <w:ilvl w:val="0"/>
+          <w:numId w:val="8"/>
+        </w:numPr>
+        <w:tabs>
+          <w:tab w:val="left" w:pos="993"/>
+        </w:tabs>
+        <w:spacing w:line="360" w:lineRule="auto"/>
+        <w:ind w:left="0" w:firstLine="709"/>
+        <w:rPr>
+          <w:rFonts w:ascii="Times New Roman" w:hAnsi="Times New Roman" w:cs="Times New Roman"/>
+          <w:sz w:val="28"/>
+          <w:szCs w:val="28"/>
+        </w:rPr>
+      </w:pPr>
+      <w:r>
+        <w:rPr>
+          <w:rFonts w:ascii="Times New Roman" w:hAnsi="Times New Roman" w:cs="Times New Roman"/>
+          <w:sz w:val="28"/>
+          <w:szCs w:val="28"/>
+        </w:rPr>
+        <w:t>Система должна корректно обрабатывать ошибки чтения файла и выводить пользователю понятное сообщение.</w:t>
+      </w:r>
+    </w:p>
+    <w:p>
+      <w:pPr>
+        <w:tabs>
+          <w:tab w:val="left" w:pos="993"/>
+        </w:tabs>
+        <w:spacing w:line="360" w:lineRule="auto"/>
+        <w:ind w:firstLine="709"/>
+        <w:rPr>
+          <w:rFonts w:ascii="Times New Roman" w:hAnsi="Times New Roman" w:cs="Times New Roman"/>
+          <w:bCs/>
+          <w:sz w:val="28"/>
+          <w:szCs w:val="28"/>
+        </w:rPr>
+      </w:pPr>
+      <w:r>
+        <w:rPr>
+          <w:rFonts w:ascii="Times New Roman" w:hAnsi="Times New Roman" w:cs="Times New Roman"/>
+          <w:bCs/>
+          <w:sz w:val="28"/>
+          <w:szCs w:val="28"/>
+        </w:rPr>
+        <w:t>2.6. Интерфейс пользователя</w:t>
+      </w:r>
+    </w:p>
+    <w:p>
+      <w:pPr>
+        <w:numPr>
+          <w:ilvl w:val="0"/>
+          <w:numId w:val="9"/>
+        </w:numPr>
+        <w:tabs>
+          <w:tab w:val="left" w:pos="993"/>
+        </w:tabs>
+        <w:spacing w:line="360" w:lineRule="auto"/>
+        <w:ind w:left="0" w:firstLine="709"/>
+        <w:rPr>
+          <w:rFonts w:ascii="Times New Roman" w:hAnsi="Times New Roman" w:cs="Times New Roman"/>
+          <w:sz w:val="28"/>
+          <w:szCs w:val="28"/>
+        </w:rPr>
+      </w:pPr>
+      <w:r>
+        <w:rPr>
+          <w:rFonts w:ascii="Times New Roman" w:hAnsi="Times New Roman" w:cs="Times New Roman"/>
+          <w:sz w:val="28"/>
+          <w:szCs w:val="28"/>
+        </w:rPr>
+        <w:t>Система должна предоставлять панель управления с кнопками запуска, паузы, сброса и пошагового режима.</w:t>
+      </w:r>
+    </w:p>
+    <w:p>
+      <w:pPr>
+        <w:numPr>
+          <w:ilvl w:val="0"/>
+          <w:numId w:val="9"/>
+        </w:numPr>
+        <w:tabs>
+          <w:tab w:val="left" w:pos="993"/>
+        </w:tabs>
         <w:spacing w:line="360" w:lineRule="auto"/>
         <w:ind w:left="0" w:firstLine="709"/>
         <w:rPr>
@@ -312,345 +1806,85 @@
           <w:szCs w:val="28"/>
         </w:rPr>
         <w:lastRenderedPageBreak/>
-        <w:t>Спроектировать модульную структуру приложени</w:t>
-      </w:r>
-      <w:r>
-        <w:rPr>
-          <w:rFonts w:ascii="Times New Roman" w:hAnsi="Times New Roman" w:cs="Times New Roman"/>
-          <w:sz w:val="28"/>
-          <w:szCs w:val="28"/>
-        </w:rPr>
-        <w:t>я и пользовательский интерфейс;</w:t>
-      </w:r>
-    </w:p>
-    <w:p>
-      <w:pPr>
-        <w:pStyle w:val="a3"/>
-        <w:numPr>
-          <w:ilvl w:val="0"/>
-          <w:numId w:val="1"/>
-        </w:numPr>
-        <w:spacing w:line="360" w:lineRule="auto"/>
-        <w:ind w:left="0" w:firstLine="709"/>
-        <w:rPr>
-          <w:rFonts w:ascii="Times New Roman" w:hAnsi="Times New Roman" w:cs="Times New Roman"/>
-          <w:sz w:val="28"/>
-          <w:szCs w:val="28"/>
-        </w:rPr>
-      </w:pPr>
-      <w:r>
-        <w:rPr>
-          <w:rFonts w:ascii="Times New Roman" w:hAnsi="Times New Roman" w:cs="Times New Roman"/>
-          <w:sz w:val="28"/>
-          <w:szCs w:val="28"/>
-        </w:rPr>
-        <w:t>Реализовать физическое ядро симулятора (интеграция уравнений движения, обработка столкновений, гравитация, силы трения и упругости);</w:t>
-      </w:r>
-    </w:p>
-    <w:p>
-      <w:pPr>
-        <w:pStyle w:val="a3"/>
-        <w:numPr>
-          <w:ilvl w:val="0"/>
-          <w:numId w:val="1"/>
-        </w:numPr>
-        <w:spacing w:line="360" w:lineRule="auto"/>
-        <w:ind w:left="0" w:firstLine="709"/>
-        <w:rPr>
-          <w:rFonts w:ascii="Times New Roman" w:hAnsi="Times New Roman" w:cs="Times New Roman"/>
-          <w:sz w:val="28"/>
-          <w:szCs w:val="28"/>
-        </w:rPr>
-      </w:pPr>
-      <w:r>
-        <w:rPr>
-          <w:rFonts w:ascii="Times New Roman" w:hAnsi="Times New Roman" w:cs="Times New Roman"/>
-          <w:sz w:val="28"/>
-          <w:szCs w:val="28"/>
-        </w:rPr>
-        <w:t xml:space="preserve">Разработать модуль визуализации с поддержкой </w:t>
-      </w:r>
-      <w:proofErr w:type="spellStart"/>
-      <w:r>
-        <w:rPr>
-          <w:rFonts w:ascii="Times New Roman" w:hAnsi="Times New Roman" w:cs="Times New Roman"/>
-          <w:sz w:val="28"/>
-          <w:szCs w:val="28"/>
-        </w:rPr>
-        <w:t>отрисов</w:t>
-      </w:r>
-      <w:r>
-        <w:rPr>
-          <w:rFonts w:ascii="Times New Roman" w:hAnsi="Times New Roman" w:cs="Times New Roman"/>
-          <w:sz w:val="28"/>
-          <w:szCs w:val="28"/>
-        </w:rPr>
-        <w:t>ки</w:t>
-      </w:r>
-      <w:proofErr w:type="spellEnd"/>
-      <w:r>
-        <w:rPr>
-          <w:rFonts w:ascii="Times New Roman" w:hAnsi="Times New Roman" w:cs="Times New Roman"/>
-          <w:sz w:val="28"/>
-          <w:szCs w:val="28"/>
-        </w:rPr>
-        <w:t xml:space="preserve"> объектов в реальном времени;</w:t>
-      </w:r>
-    </w:p>
-    <w:p>
-      <w:pPr>
-        <w:pStyle w:val="a3"/>
-        <w:numPr>
-          <w:ilvl w:val="0"/>
-          <w:numId w:val="1"/>
-        </w:numPr>
-        <w:spacing w:line="360" w:lineRule="auto"/>
-        <w:ind w:left="0" w:firstLine="709"/>
-        <w:rPr>
-          <w:rFonts w:ascii="Times New Roman" w:hAnsi="Times New Roman" w:cs="Times New Roman"/>
-          <w:sz w:val="28"/>
-          <w:szCs w:val="28"/>
-        </w:rPr>
-      </w:pPr>
-      <w:r>
-        <w:rPr>
-          <w:rFonts w:ascii="Times New Roman" w:hAnsi="Times New Roman" w:cs="Times New Roman"/>
-          <w:sz w:val="28"/>
-          <w:szCs w:val="28"/>
-        </w:rPr>
-        <w:t>Реализовать систему управления параметрами симуляции (масса, скорость, коэффициенты упругости и трения) и интерактивн</w:t>
-      </w:r>
-      <w:r>
-        <w:rPr>
-          <w:rFonts w:ascii="Times New Roman" w:hAnsi="Times New Roman" w:cs="Times New Roman"/>
-          <w:sz w:val="28"/>
-          <w:szCs w:val="28"/>
-        </w:rPr>
-        <w:t>ого взаимодействия с объектами;</w:t>
-      </w:r>
-    </w:p>
-    <w:p>
-      <w:pPr>
-        <w:pStyle w:val="a3"/>
-        <w:numPr>
-          <w:ilvl w:val="0"/>
-          <w:numId w:val="1"/>
-        </w:numPr>
-        <w:spacing w:line="360" w:lineRule="auto"/>
-        <w:ind w:left="0" w:firstLine="709"/>
-        <w:rPr>
-          <w:rFonts w:ascii="Times New Roman" w:hAnsi="Times New Roman" w:cs="Times New Roman"/>
-          <w:sz w:val="28"/>
-          <w:szCs w:val="28"/>
-        </w:rPr>
-      </w:pPr>
-      <w:r>
-        <w:rPr>
-          <w:rFonts w:ascii="Times New Roman" w:hAnsi="Times New Roman" w:cs="Times New Roman"/>
-          <w:sz w:val="28"/>
-          <w:szCs w:val="28"/>
-        </w:rPr>
-        <w:t>Провести тестирование разраб</w:t>
-      </w:r>
-      <w:r>
-        <w:rPr>
-          <w:rFonts w:ascii="Times New Roman" w:hAnsi="Times New Roman" w:cs="Times New Roman"/>
-          <w:sz w:val="28"/>
-          <w:szCs w:val="28"/>
-        </w:rPr>
-        <w:t>отанного программного продукта;</w:t>
-      </w:r>
-    </w:p>
-    <w:p>
-      <w:pPr>
-        <w:pStyle w:val="a3"/>
-        <w:numPr>
-          <w:ilvl w:val="0"/>
-          <w:numId w:val="1"/>
-        </w:numPr>
-        <w:spacing w:line="360" w:lineRule="auto"/>
-        <w:ind w:left="0" w:firstLine="709"/>
-        <w:rPr>
-          <w:rFonts w:ascii="Times New Roman" w:hAnsi="Times New Roman" w:cs="Times New Roman"/>
-          <w:sz w:val="28"/>
-          <w:szCs w:val="28"/>
-        </w:rPr>
-      </w:pPr>
-      <w:r>
-        <w:rPr>
-          <w:rFonts w:ascii="Times New Roman" w:hAnsi="Times New Roman" w:cs="Times New Roman"/>
-          <w:sz w:val="28"/>
-          <w:szCs w:val="28"/>
-        </w:rPr>
-        <w:t>Составить руководство пользовате</w:t>
-      </w:r>
-      <w:r>
-        <w:rPr>
-          <w:rFonts w:ascii="Times New Roman" w:hAnsi="Times New Roman" w:cs="Times New Roman"/>
-          <w:sz w:val="28"/>
-          <w:szCs w:val="28"/>
-        </w:rPr>
-        <w:t>ля и системного администратора.</w:t>
-      </w:r>
-    </w:p>
-    <w:p>
-      <w:pPr>
-        <w:spacing w:line="360" w:lineRule="auto"/>
-        <w:ind w:firstLine="709"/>
-        <w:rPr>
-          <w:rFonts w:ascii="Times New Roman" w:hAnsi="Times New Roman" w:cs="Times New Roman"/>
-          <w:sz w:val="28"/>
-          <w:szCs w:val="28"/>
-        </w:rPr>
-      </w:pPr>
-      <w:r>
-        <w:rPr>
-          <w:rFonts w:ascii="Times New Roman" w:hAnsi="Times New Roman" w:cs="Times New Roman"/>
-          <w:sz w:val="28"/>
-          <w:szCs w:val="28"/>
-        </w:rPr>
-        <w:t xml:space="preserve">Выбор языка программирования C# обусловлен его широкими возможностями </w:t>
-      </w:r>
-      <w:r>
-        <w:rPr>
-          <w:rFonts w:ascii="Times New Roman" w:hAnsi="Times New Roman" w:cs="Times New Roman"/>
-          <w:sz w:val="28"/>
-          <w:szCs w:val="28"/>
-        </w:rPr>
-        <w:t>для создания оконных приложений и</w:t>
-      </w:r>
-      <w:r>
-        <w:rPr>
-          <w:rFonts w:ascii="Times New Roman" w:hAnsi="Times New Roman" w:cs="Times New Roman"/>
-          <w:sz w:val="28"/>
-          <w:szCs w:val="28"/>
-        </w:rPr>
-        <w:t xml:space="preserve"> наличием развитой</w:t>
-      </w:r>
-      <w:r>
-        <w:rPr>
-          <w:rFonts w:ascii="Times New Roman" w:hAnsi="Times New Roman" w:cs="Times New Roman"/>
-          <w:sz w:val="28"/>
-          <w:szCs w:val="28"/>
-        </w:rPr>
-        <w:t xml:space="preserve"> среды разработки </w:t>
-      </w:r>
-      <w:proofErr w:type="spellStart"/>
-      <w:r>
-        <w:rPr>
-          <w:rFonts w:ascii="Times New Roman" w:hAnsi="Times New Roman" w:cs="Times New Roman"/>
-          <w:sz w:val="28"/>
-          <w:szCs w:val="28"/>
-        </w:rPr>
-        <w:t>Visual</w:t>
-      </w:r>
-      <w:proofErr w:type="spellEnd"/>
-      <w:r>
-        <w:rPr>
-          <w:rFonts w:ascii="Times New Roman" w:hAnsi="Times New Roman" w:cs="Times New Roman"/>
-          <w:sz w:val="28"/>
-          <w:szCs w:val="28"/>
-        </w:rPr>
-        <w:t xml:space="preserve"> </w:t>
-      </w:r>
-      <w:proofErr w:type="spellStart"/>
-      <w:r>
-        <w:rPr>
-          <w:rFonts w:ascii="Times New Roman" w:hAnsi="Times New Roman" w:cs="Times New Roman"/>
-          <w:sz w:val="28"/>
-          <w:szCs w:val="28"/>
-        </w:rPr>
-        <w:t>Studio</w:t>
-      </w:r>
-      <w:proofErr w:type="spellEnd"/>
-      <w:r>
-        <w:rPr>
-          <w:rFonts w:ascii="Times New Roman" w:hAnsi="Times New Roman" w:cs="Times New Roman"/>
-          <w:sz w:val="28"/>
-          <w:szCs w:val="28"/>
-        </w:rPr>
-        <w:t xml:space="preserve">. Технология </w:t>
-      </w:r>
-      <w:proofErr w:type="spellStart"/>
-      <w:r>
-        <w:rPr>
-          <w:rFonts w:ascii="Times New Roman" w:hAnsi="Times New Roman" w:cs="Times New Roman"/>
-          <w:sz w:val="28"/>
-          <w:szCs w:val="28"/>
-        </w:rPr>
-        <w:t>Windows</w:t>
-      </w:r>
-      <w:proofErr w:type="spellEnd"/>
-      <w:r>
-        <w:rPr>
-          <w:rFonts w:ascii="Times New Roman" w:hAnsi="Times New Roman" w:cs="Times New Roman"/>
-          <w:sz w:val="28"/>
-          <w:szCs w:val="28"/>
-        </w:rPr>
-        <w:t xml:space="preserve"> </w:t>
-      </w:r>
-      <w:proofErr w:type="spellStart"/>
-      <w:r>
-        <w:rPr>
-          <w:rFonts w:ascii="Times New Roman" w:hAnsi="Times New Roman" w:cs="Times New Roman"/>
-          <w:sz w:val="28"/>
-          <w:szCs w:val="28"/>
-        </w:rPr>
-        <w:t>Forms</w:t>
-      </w:r>
-      <w:proofErr w:type="spellEnd"/>
-      <w:r>
-        <w:rPr>
-          <w:rFonts w:ascii="Times New Roman" w:hAnsi="Times New Roman" w:cs="Times New Roman"/>
-          <w:sz w:val="28"/>
-          <w:szCs w:val="28"/>
-        </w:rPr>
-        <w:t xml:space="preserve"> позволяет быстро создавать классический интерфейс из готовых компонентов и обеспечивает достаточную производительность для </w:t>
-      </w:r>
-      <w:proofErr w:type="spellStart"/>
-      <w:r>
-        <w:rPr>
-          <w:rFonts w:ascii="Times New Roman" w:hAnsi="Times New Roman" w:cs="Times New Roman"/>
-          <w:sz w:val="28"/>
-          <w:szCs w:val="28"/>
-        </w:rPr>
-        <w:t>отрисовки</w:t>
-      </w:r>
-      <w:proofErr w:type="spellEnd"/>
-      <w:r>
-        <w:rPr>
-          <w:rFonts w:ascii="Times New Roman" w:hAnsi="Times New Roman" w:cs="Times New Roman"/>
-          <w:sz w:val="28"/>
-          <w:szCs w:val="28"/>
-        </w:rPr>
-        <w:t xml:space="preserve"> двумерной графики, что даёт возможность сконцентрироваться на реализации физической модели и её визуализации, не отвлекаясь на низкоуровн</w:t>
-      </w:r>
-      <w:r>
-        <w:rPr>
-          <w:rFonts w:ascii="Times New Roman" w:hAnsi="Times New Roman" w:cs="Times New Roman"/>
-          <w:sz w:val="28"/>
-          <w:szCs w:val="28"/>
-        </w:rPr>
-        <w:t>евую работу с графическими API.</w:t>
-      </w:r>
-    </w:p>
-    <w:p>
-      <w:pPr>
-        <w:spacing w:line="360" w:lineRule="auto"/>
-        <w:ind w:firstLine="709"/>
-        <w:rPr>
-          <w:rFonts w:ascii="Times New Roman" w:hAnsi="Times New Roman" w:cs="Times New Roman"/>
-          <w:sz w:val="28"/>
-          <w:szCs w:val="28"/>
-        </w:rPr>
-      </w:pPr>
-      <w:r>
-        <w:rPr>
-          <w:rFonts w:ascii="Times New Roman" w:hAnsi="Times New Roman" w:cs="Times New Roman"/>
-          <w:sz w:val="28"/>
-          <w:szCs w:val="28"/>
-        </w:rPr>
-        <w:t>Структура работы включает введение, теоретическую часть, практическую часть, заключение, список использованных источников и приложения. В теоретической части рассматриваются основы физического моделирования, законы Ньютона, методы численного интегрирования и алгоритмы обнаружения столкновений. В практической части описывается процесс разработки, модульная структура приложения, результаты тестирования и руководство пользователя.</w:t>
+        <w:t>Система должна содержать панель настроек физических параметров (гравитация, упругость, трение, шаг интегрирования).</w:t>
+      </w:r>
+    </w:p>
+    <w:p>
+      <w:pPr>
+        <w:numPr>
+          <w:ilvl w:val="0"/>
+          <w:numId w:val="9"/>
+        </w:numPr>
+        <w:tabs>
+          <w:tab w:val="left" w:pos="993"/>
+        </w:tabs>
+        <w:spacing w:line="360" w:lineRule="auto"/>
+        <w:ind w:left="0" w:firstLine="709"/>
+        <w:rPr>
+          <w:rFonts w:ascii="Times New Roman" w:hAnsi="Times New Roman" w:cs="Times New Roman"/>
+          <w:sz w:val="28"/>
+          <w:szCs w:val="28"/>
+        </w:rPr>
+      </w:pPr>
+      <w:r>
+        <w:rPr>
+          <w:rFonts w:ascii="Times New Roman" w:hAnsi="Times New Roman" w:cs="Times New Roman"/>
+          <w:sz w:val="28"/>
+          <w:szCs w:val="28"/>
+        </w:rPr>
+        <w:t>Система должна содержать панель создания объектов с выбором формы, типа тела и начальных параметров.</w:t>
+      </w:r>
+    </w:p>
+    <w:p>
+      <w:pPr>
+        <w:numPr>
+          <w:ilvl w:val="0"/>
+          <w:numId w:val="9"/>
+        </w:numPr>
+        <w:tabs>
+          <w:tab w:val="left" w:pos="993"/>
+        </w:tabs>
+        <w:spacing w:line="360" w:lineRule="auto"/>
+        <w:ind w:left="0" w:firstLine="709"/>
+        <w:rPr>
+          <w:rFonts w:ascii="Times New Roman" w:hAnsi="Times New Roman" w:cs="Times New Roman"/>
+          <w:sz w:val="28"/>
+          <w:szCs w:val="28"/>
+        </w:rPr>
+      </w:pPr>
+      <w:r>
+        <w:rPr>
+          <w:rFonts w:ascii="Times New Roman" w:hAnsi="Times New Roman" w:cs="Times New Roman"/>
+          <w:sz w:val="28"/>
+          <w:szCs w:val="28"/>
+        </w:rPr>
+        <w:t>Система должна отображать область симуляции, отделённую от панелей управления.</w:t>
+      </w:r>
+    </w:p>
+    <w:p>
+      <w:pPr>
+        <w:numPr>
+          <w:ilvl w:val="0"/>
+          <w:numId w:val="9"/>
+        </w:numPr>
+        <w:tabs>
+          <w:tab w:val="left" w:pos="993"/>
+        </w:tabs>
+        <w:spacing w:line="360" w:lineRule="auto"/>
+        <w:ind w:left="0" w:firstLine="709"/>
+        <w:rPr>
+          <w:rFonts w:ascii="Times New Roman" w:hAnsi="Times New Roman" w:cs="Times New Roman"/>
+          <w:sz w:val="28"/>
+          <w:szCs w:val="28"/>
+        </w:rPr>
+      </w:pPr>
+      <w:r>
+        <w:rPr>
+          <w:rFonts w:ascii="Times New Roman" w:hAnsi="Times New Roman" w:cs="Times New Roman"/>
+          <w:sz w:val="28"/>
+          <w:szCs w:val="28"/>
+        </w:rPr>
+        <w:t>Система должна корректно работать при изменении размеров окна и масштабировании области симуляции.</w:t>
       </w:r>
     </w:p>
     <w:sectPr>
@@ -666,6 +1900,1049 @@
 <file path=word/numbering.xml><?xml version="1.0" encoding="utf-8"?>
 <w:numbering xmlns:wpc="http://schemas.microsoft.com/office/word/2010/wordprocessingCanvas" xmlns:cx="http://schemas.microsoft.com/office/drawing/2014/chartex" xmlns:cx1="http://schemas.microsoft.com/office/drawing/2015/9/8/chartex" xmlns:mc="http://schemas.openxmlformats.org/markup-compatibility/2006" xmlns:o="urn:schemas-microsoft-com:office:office" xmlns:r="http://schemas.openxmlformats.org/officeDocument/2006/relationships" xmlns:m="http://schemas.openxmlformats.org/officeDocument/2006/math" xmlns:v="urn:schemas-microsoft-com:vml" xmlns:wp14="http://schemas.microsoft.com/office/word/2010/wordprocessingDrawing" xmlns:wp="http://schemas.openxmlformats.org/drawingml/2006/wordprocessingDrawing" xmlns:w10="urn:schemas-microsoft-com:office:word" xmlns:w="http://schemas.openxmlformats.org/wordprocessingml/2006/main" xmlns:w14="http://schemas.microsoft.com/office/word/2010/wordml" xmlns:w15="http://schemas.microsoft.com/office/word/2012/wordml" xmlns:w16se="http://schemas.microsoft.com/office/word/2015/wordml/symex" xmlns:wpg="http://schemas.microsoft.com/office/word/2010/wordprocessingGroup" xmlns:wpi="http://schemas.microsoft.com/office/word/2010/wordprocessingInk" xmlns:wne="http://schemas.microsoft.com/office/word/2006/wordml" xmlns:wps="http://schemas.microsoft.com/office/word/2010/wordprocessingShape" mc:Ignorable="w14 w15 w16se wp14">
   <w:abstractNum w:abstractNumId="0" w15:restartNumberingAfterBreak="0">
+    <w:nsid w:val="0A260870"/>
+    <w:multiLevelType w:val="multilevel"/>
+    <w:tmpl w:val="B436154E"/>
+    <w:lvl w:ilvl="0">
+      <w:start w:val="1"/>
+      <w:numFmt w:val="bullet"/>
+      <w:lvlText w:val=""/>
+      <w:lvlJc w:val="left"/>
+      <w:pPr>
+        <w:tabs>
+          <w:tab w:val="num" w:pos="720"/>
+        </w:tabs>
+        <w:ind w:left="720" w:hanging="360"/>
+      </w:pPr>
+      <w:rPr>
+        <w:rFonts w:ascii="Symbol" w:hAnsi="Symbol" w:hint="default"/>
+        <w:sz w:val="20"/>
+      </w:rPr>
+    </w:lvl>
+    <w:lvl w:ilvl="1" w:tentative="1">
+      <w:start w:val="1"/>
+      <w:numFmt w:val="bullet"/>
+      <w:lvlText w:val="o"/>
+      <w:lvlJc w:val="left"/>
+      <w:pPr>
+        <w:tabs>
+          <w:tab w:val="num" w:pos="1440"/>
+        </w:tabs>
+        <w:ind w:left="1440" w:hanging="360"/>
+      </w:pPr>
+      <w:rPr>
+        <w:rFonts w:ascii="Courier New" w:hAnsi="Courier New" w:hint="default"/>
+        <w:sz w:val="20"/>
+      </w:rPr>
+    </w:lvl>
+    <w:lvl w:ilvl="2" w:tentative="1">
+      <w:start w:val="1"/>
+      <w:numFmt w:val="bullet"/>
+      <w:lvlText w:val=""/>
+      <w:lvlJc w:val="left"/>
+      <w:pPr>
+        <w:tabs>
+          <w:tab w:val="num" w:pos="2160"/>
+        </w:tabs>
+        <w:ind w:left="2160" w:hanging="360"/>
+      </w:pPr>
+      <w:rPr>
+        <w:rFonts w:ascii="Wingdings" w:hAnsi="Wingdings" w:hint="default"/>
+        <w:sz w:val="20"/>
+      </w:rPr>
+    </w:lvl>
+    <w:lvl w:ilvl="3" w:tentative="1">
+      <w:start w:val="1"/>
+      <w:numFmt w:val="bullet"/>
+      <w:lvlText w:val=""/>
+      <w:lvlJc w:val="left"/>
+      <w:pPr>
+        <w:tabs>
+          <w:tab w:val="num" w:pos="2880"/>
+        </w:tabs>
+        <w:ind w:left="2880" w:hanging="360"/>
+      </w:pPr>
+      <w:rPr>
+        <w:rFonts w:ascii="Wingdings" w:hAnsi="Wingdings" w:hint="default"/>
+        <w:sz w:val="20"/>
+      </w:rPr>
+    </w:lvl>
+    <w:lvl w:ilvl="4" w:tentative="1">
+      <w:start w:val="1"/>
+      <w:numFmt w:val="bullet"/>
+      <w:lvlText w:val=""/>
+      <w:lvlJc w:val="left"/>
+      <w:pPr>
+        <w:tabs>
+          <w:tab w:val="num" w:pos="3600"/>
+        </w:tabs>
+        <w:ind w:left="3600" w:hanging="360"/>
+      </w:pPr>
+      <w:rPr>
+        <w:rFonts w:ascii="Wingdings" w:hAnsi="Wingdings" w:hint="default"/>
+        <w:sz w:val="20"/>
+      </w:rPr>
+    </w:lvl>
+    <w:lvl w:ilvl="5" w:tentative="1">
+      <w:start w:val="1"/>
+      <w:numFmt w:val="bullet"/>
+      <w:lvlText w:val=""/>
+      <w:lvlJc w:val="left"/>
+      <w:pPr>
+        <w:tabs>
+          <w:tab w:val="num" w:pos="4320"/>
+        </w:tabs>
+        <w:ind w:left="4320" w:hanging="360"/>
+      </w:pPr>
+      <w:rPr>
+        <w:rFonts w:ascii="Wingdings" w:hAnsi="Wingdings" w:hint="default"/>
+        <w:sz w:val="20"/>
+      </w:rPr>
+    </w:lvl>
+    <w:lvl w:ilvl="6" w:tentative="1">
+      <w:start w:val="1"/>
+      <w:numFmt w:val="bullet"/>
+      <w:lvlText w:val=""/>
+      <w:lvlJc w:val="left"/>
+      <w:pPr>
+        <w:tabs>
+          <w:tab w:val="num" w:pos="5040"/>
+        </w:tabs>
+        <w:ind w:left="5040" w:hanging="360"/>
+      </w:pPr>
+      <w:rPr>
+        <w:rFonts w:ascii="Wingdings" w:hAnsi="Wingdings" w:hint="default"/>
+        <w:sz w:val="20"/>
+      </w:rPr>
+    </w:lvl>
+    <w:lvl w:ilvl="7" w:tentative="1">
+      <w:start w:val="1"/>
+      <w:numFmt w:val="bullet"/>
+      <w:lvlText w:val=""/>
+      <w:lvlJc w:val="left"/>
+      <w:pPr>
+        <w:tabs>
+          <w:tab w:val="num" w:pos="5760"/>
+        </w:tabs>
+        <w:ind w:left="5760" w:hanging="360"/>
+      </w:pPr>
+      <w:rPr>
+        <w:rFonts w:ascii="Wingdings" w:hAnsi="Wingdings" w:hint="default"/>
+        <w:sz w:val="20"/>
+      </w:rPr>
+    </w:lvl>
+    <w:lvl w:ilvl="8" w:tentative="1">
+      <w:start w:val="1"/>
+      <w:numFmt w:val="bullet"/>
+      <w:lvlText w:val=""/>
+      <w:lvlJc w:val="left"/>
+      <w:pPr>
+        <w:tabs>
+          <w:tab w:val="num" w:pos="6480"/>
+        </w:tabs>
+        <w:ind w:left="6480" w:hanging="360"/>
+      </w:pPr>
+      <w:rPr>
+        <w:rFonts w:ascii="Wingdings" w:hAnsi="Wingdings" w:hint="default"/>
+        <w:sz w:val="20"/>
+      </w:rPr>
+    </w:lvl>
+  </w:abstractNum>
+  <w:abstractNum w:abstractNumId="1" w15:restartNumberingAfterBreak="0">
+    <w:nsid w:val="0C8D2E09"/>
+    <w:multiLevelType w:val="multilevel"/>
+    <w:tmpl w:val="897A9262"/>
+    <w:lvl w:ilvl="0">
+      <w:start w:val="1"/>
+      <w:numFmt w:val="bullet"/>
+      <w:lvlText w:val=""/>
+      <w:lvlJc w:val="left"/>
+      <w:pPr>
+        <w:tabs>
+          <w:tab w:val="num" w:pos="720"/>
+        </w:tabs>
+        <w:ind w:left="720" w:hanging="360"/>
+      </w:pPr>
+      <w:rPr>
+        <w:rFonts w:ascii="Symbol" w:hAnsi="Symbol" w:hint="default"/>
+        <w:sz w:val="20"/>
+      </w:rPr>
+    </w:lvl>
+    <w:lvl w:ilvl="1" w:tentative="1">
+      <w:start w:val="1"/>
+      <w:numFmt w:val="bullet"/>
+      <w:lvlText w:val="o"/>
+      <w:lvlJc w:val="left"/>
+      <w:pPr>
+        <w:tabs>
+          <w:tab w:val="num" w:pos="1440"/>
+        </w:tabs>
+        <w:ind w:left="1440" w:hanging="360"/>
+      </w:pPr>
+      <w:rPr>
+        <w:rFonts w:ascii="Courier New" w:hAnsi="Courier New" w:hint="default"/>
+        <w:sz w:val="20"/>
+      </w:rPr>
+    </w:lvl>
+    <w:lvl w:ilvl="2" w:tentative="1">
+      <w:start w:val="1"/>
+      <w:numFmt w:val="bullet"/>
+      <w:lvlText w:val=""/>
+      <w:lvlJc w:val="left"/>
+      <w:pPr>
+        <w:tabs>
+          <w:tab w:val="num" w:pos="2160"/>
+        </w:tabs>
+        <w:ind w:left="2160" w:hanging="360"/>
+      </w:pPr>
+      <w:rPr>
+        <w:rFonts w:ascii="Wingdings" w:hAnsi="Wingdings" w:hint="default"/>
+        <w:sz w:val="20"/>
+      </w:rPr>
+    </w:lvl>
+    <w:lvl w:ilvl="3" w:tentative="1">
+      <w:start w:val="1"/>
+      <w:numFmt w:val="bullet"/>
+      <w:lvlText w:val=""/>
+      <w:lvlJc w:val="left"/>
+      <w:pPr>
+        <w:tabs>
+          <w:tab w:val="num" w:pos="2880"/>
+        </w:tabs>
+        <w:ind w:left="2880" w:hanging="360"/>
+      </w:pPr>
+      <w:rPr>
+        <w:rFonts w:ascii="Wingdings" w:hAnsi="Wingdings" w:hint="default"/>
+        <w:sz w:val="20"/>
+      </w:rPr>
+    </w:lvl>
+    <w:lvl w:ilvl="4" w:tentative="1">
+      <w:start w:val="1"/>
+      <w:numFmt w:val="bullet"/>
+      <w:lvlText w:val=""/>
+      <w:lvlJc w:val="left"/>
+      <w:pPr>
+        <w:tabs>
+          <w:tab w:val="num" w:pos="3600"/>
+        </w:tabs>
+        <w:ind w:left="3600" w:hanging="360"/>
+      </w:pPr>
+      <w:rPr>
+        <w:rFonts w:ascii="Wingdings" w:hAnsi="Wingdings" w:hint="default"/>
+        <w:sz w:val="20"/>
+      </w:rPr>
+    </w:lvl>
+    <w:lvl w:ilvl="5" w:tentative="1">
+      <w:start w:val="1"/>
+      <w:numFmt w:val="bullet"/>
+      <w:lvlText w:val=""/>
+      <w:lvlJc w:val="left"/>
+      <w:pPr>
+        <w:tabs>
+          <w:tab w:val="num" w:pos="4320"/>
+        </w:tabs>
+        <w:ind w:left="4320" w:hanging="360"/>
+      </w:pPr>
+      <w:rPr>
+        <w:rFonts w:ascii="Wingdings" w:hAnsi="Wingdings" w:hint="default"/>
+        <w:sz w:val="20"/>
+      </w:rPr>
+    </w:lvl>
+    <w:lvl w:ilvl="6" w:tentative="1">
+      <w:start w:val="1"/>
+      <w:numFmt w:val="bullet"/>
+      <w:lvlText w:val=""/>
+      <w:lvlJc w:val="left"/>
+      <w:pPr>
+        <w:tabs>
+          <w:tab w:val="num" w:pos="5040"/>
+        </w:tabs>
+        <w:ind w:left="5040" w:hanging="360"/>
+      </w:pPr>
+      <w:rPr>
+        <w:rFonts w:ascii="Wingdings" w:hAnsi="Wingdings" w:hint="default"/>
+        <w:sz w:val="20"/>
+      </w:rPr>
+    </w:lvl>
+    <w:lvl w:ilvl="7" w:tentative="1">
+      <w:start w:val="1"/>
+      <w:numFmt w:val="bullet"/>
+      <w:lvlText w:val=""/>
+      <w:lvlJc w:val="left"/>
+      <w:pPr>
+        <w:tabs>
+          <w:tab w:val="num" w:pos="5760"/>
+        </w:tabs>
+        <w:ind w:left="5760" w:hanging="360"/>
+      </w:pPr>
+      <w:rPr>
+        <w:rFonts w:ascii="Wingdings" w:hAnsi="Wingdings" w:hint="default"/>
+        <w:sz w:val="20"/>
+      </w:rPr>
+    </w:lvl>
+    <w:lvl w:ilvl="8" w:tentative="1">
+      <w:start w:val="1"/>
+      <w:numFmt w:val="bullet"/>
+      <w:lvlText w:val=""/>
+      <w:lvlJc w:val="left"/>
+      <w:pPr>
+        <w:tabs>
+          <w:tab w:val="num" w:pos="6480"/>
+        </w:tabs>
+        <w:ind w:left="6480" w:hanging="360"/>
+      </w:pPr>
+      <w:rPr>
+        <w:rFonts w:ascii="Wingdings" w:hAnsi="Wingdings" w:hint="default"/>
+        <w:sz w:val="20"/>
+      </w:rPr>
+    </w:lvl>
+  </w:abstractNum>
+  <w:abstractNum w:abstractNumId="2" w15:restartNumberingAfterBreak="0">
+    <w:nsid w:val="2B46563B"/>
+    <w:multiLevelType w:val="multilevel"/>
+    <w:tmpl w:val="D6F0754A"/>
+    <w:lvl w:ilvl="0">
+      <w:start w:val="1"/>
+      <w:numFmt w:val="bullet"/>
+      <w:lvlText w:val=""/>
+      <w:lvlJc w:val="left"/>
+      <w:pPr>
+        <w:tabs>
+          <w:tab w:val="num" w:pos="720"/>
+        </w:tabs>
+        <w:ind w:left="720" w:hanging="360"/>
+      </w:pPr>
+      <w:rPr>
+        <w:rFonts w:ascii="Symbol" w:hAnsi="Symbol" w:hint="default"/>
+        <w:sz w:val="20"/>
+      </w:rPr>
+    </w:lvl>
+    <w:lvl w:ilvl="1" w:tentative="1">
+      <w:start w:val="1"/>
+      <w:numFmt w:val="bullet"/>
+      <w:lvlText w:val="o"/>
+      <w:lvlJc w:val="left"/>
+      <w:pPr>
+        <w:tabs>
+          <w:tab w:val="num" w:pos="1440"/>
+        </w:tabs>
+        <w:ind w:left="1440" w:hanging="360"/>
+      </w:pPr>
+      <w:rPr>
+        <w:rFonts w:ascii="Courier New" w:hAnsi="Courier New" w:hint="default"/>
+        <w:sz w:val="20"/>
+      </w:rPr>
+    </w:lvl>
+    <w:lvl w:ilvl="2" w:tentative="1">
+      <w:start w:val="1"/>
+      <w:numFmt w:val="bullet"/>
+      <w:lvlText w:val=""/>
+      <w:lvlJc w:val="left"/>
+      <w:pPr>
+        <w:tabs>
+          <w:tab w:val="num" w:pos="2160"/>
+        </w:tabs>
+        <w:ind w:left="2160" w:hanging="360"/>
+      </w:pPr>
+      <w:rPr>
+        <w:rFonts w:ascii="Wingdings" w:hAnsi="Wingdings" w:hint="default"/>
+        <w:sz w:val="20"/>
+      </w:rPr>
+    </w:lvl>
+    <w:lvl w:ilvl="3" w:tentative="1">
+      <w:start w:val="1"/>
+      <w:numFmt w:val="bullet"/>
+      <w:lvlText w:val=""/>
+      <w:lvlJc w:val="left"/>
+      <w:pPr>
+        <w:tabs>
+          <w:tab w:val="num" w:pos="2880"/>
+        </w:tabs>
+        <w:ind w:left="2880" w:hanging="360"/>
+      </w:pPr>
+      <w:rPr>
+        <w:rFonts w:ascii="Wingdings" w:hAnsi="Wingdings" w:hint="default"/>
+        <w:sz w:val="20"/>
+      </w:rPr>
+    </w:lvl>
+    <w:lvl w:ilvl="4" w:tentative="1">
+      <w:start w:val="1"/>
+      <w:numFmt w:val="bullet"/>
+      <w:lvlText w:val=""/>
+      <w:lvlJc w:val="left"/>
+      <w:pPr>
+        <w:tabs>
+          <w:tab w:val="num" w:pos="3600"/>
+        </w:tabs>
+        <w:ind w:left="3600" w:hanging="360"/>
+      </w:pPr>
+      <w:rPr>
+        <w:rFonts w:ascii="Wingdings" w:hAnsi="Wingdings" w:hint="default"/>
+        <w:sz w:val="20"/>
+      </w:rPr>
+    </w:lvl>
+    <w:lvl w:ilvl="5" w:tentative="1">
+      <w:start w:val="1"/>
+      <w:numFmt w:val="bullet"/>
+      <w:lvlText w:val=""/>
+      <w:lvlJc w:val="left"/>
+      <w:pPr>
+        <w:tabs>
+          <w:tab w:val="num" w:pos="4320"/>
+        </w:tabs>
+        <w:ind w:left="4320" w:hanging="360"/>
+      </w:pPr>
+      <w:rPr>
+        <w:rFonts w:ascii="Wingdings" w:hAnsi="Wingdings" w:hint="default"/>
+        <w:sz w:val="20"/>
+      </w:rPr>
+    </w:lvl>
+    <w:lvl w:ilvl="6" w:tentative="1">
+      <w:start w:val="1"/>
+      <w:numFmt w:val="bullet"/>
+      <w:lvlText w:val=""/>
+      <w:lvlJc w:val="left"/>
+      <w:pPr>
+        <w:tabs>
+          <w:tab w:val="num" w:pos="5040"/>
+        </w:tabs>
+        <w:ind w:left="5040" w:hanging="360"/>
+      </w:pPr>
+      <w:rPr>
+        <w:rFonts w:ascii="Wingdings" w:hAnsi="Wingdings" w:hint="default"/>
+        <w:sz w:val="20"/>
+      </w:rPr>
+    </w:lvl>
+    <w:lvl w:ilvl="7" w:tentative="1">
+      <w:start w:val="1"/>
+      <w:numFmt w:val="bullet"/>
+      <w:lvlText w:val=""/>
+      <w:lvlJc w:val="left"/>
+      <w:pPr>
+        <w:tabs>
+          <w:tab w:val="num" w:pos="5760"/>
+        </w:tabs>
+        <w:ind w:left="5760" w:hanging="360"/>
+      </w:pPr>
+      <w:rPr>
+        <w:rFonts w:ascii="Wingdings" w:hAnsi="Wingdings" w:hint="default"/>
+        <w:sz w:val="20"/>
+      </w:rPr>
+    </w:lvl>
+    <w:lvl w:ilvl="8" w:tentative="1">
+      <w:start w:val="1"/>
+      <w:numFmt w:val="bullet"/>
+      <w:lvlText w:val=""/>
+      <w:lvlJc w:val="left"/>
+      <w:pPr>
+        <w:tabs>
+          <w:tab w:val="num" w:pos="6480"/>
+        </w:tabs>
+        <w:ind w:left="6480" w:hanging="360"/>
+      </w:pPr>
+      <w:rPr>
+        <w:rFonts w:ascii="Wingdings" w:hAnsi="Wingdings" w:hint="default"/>
+        <w:sz w:val="20"/>
+      </w:rPr>
+    </w:lvl>
+  </w:abstractNum>
+  <w:abstractNum w:abstractNumId="3" w15:restartNumberingAfterBreak="0">
+    <w:nsid w:val="2F936524"/>
+    <w:multiLevelType w:val="multilevel"/>
+    <w:tmpl w:val="C5B4110A"/>
+    <w:lvl w:ilvl="0">
+      <w:start w:val="1"/>
+      <w:numFmt w:val="bullet"/>
+      <w:lvlText w:val=""/>
+      <w:lvlJc w:val="left"/>
+      <w:pPr>
+        <w:tabs>
+          <w:tab w:val="num" w:pos="720"/>
+        </w:tabs>
+        <w:ind w:left="720" w:hanging="360"/>
+      </w:pPr>
+      <w:rPr>
+        <w:rFonts w:ascii="Symbol" w:hAnsi="Symbol" w:hint="default"/>
+        <w:sz w:val="20"/>
+      </w:rPr>
+    </w:lvl>
+    <w:lvl w:ilvl="1" w:tentative="1">
+      <w:start w:val="1"/>
+      <w:numFmt w:val="bullet"/>
+      <w:lvlText w:val="o"/>
+      <w:lvlJc w:val="left"/>
+      <w:pPr>
+        <w:tabs>
+          <w:tab w:val="num" w:pos="1440"/>
+        </w:tabs>
+        <w:ind w:left="1440" w:hanging="360"/>
+      </w:pPr>
+      <w:rPr>
+        <w:rFonts w:ascii="Courier New" w:hAnsi="Courier New" w:hint="default"/>
+        <w:sz w:val="20"/>
+      </w:rPr>
+    </w:lvl>
+    <w:lvl w:ilvl="2" w:tentative="1">
+      <w:start w:val="1"/>
+      <w:numFmt w:val="bullet"/>
+      <w:lvlText w:val=""/>
+      <w:lvlJc w:val="left"/>
+      <w:pPr>
+        <w:tabs>
+          <w:tab w:val="num" w:pos="2160"/>
+        </w:tabs>
+        <w:ind w:left="2160" w:hanging="360"/>
+      </w:pPr>
+      <w:rPr>
+        <w:rFonts w:ascii="Wingdings" w:hAnsi="Wingdings" w:hint="default"/>
+        <w:sz w:val="20"/>
+      </w:rPr>
+    </w:lvl>
+    <w:lvl w:ilvl="3" w:tentative="1">
+      <w:start w:val="1"/>
+      <w:numFmt w:val="bullet"/>
+      <w:lvlText w:val=""/>
+      <w:lvlJc w:val="left"/>
+      <w:pPr>
+        <w:tabs>
+          <w:tab w:val="num" w:pos="2880"/>
+        </w:tabs>
+        <w:ind w:left="2880" w:hanging="360"/>
+      </w:pPr>
+      <w:rPr>
+        <w:rFonts w:ascii="Wingdings" w:hAnsi="Wingdings" w:hint="default"/>
+        <w:sz w:val="20"/>
+      </w:rPr>
+    </w:lvl>
+    <w:lvl w:ilvl="4" w:tentative="1">
+      <w:start w:val="1"/>
+      <w:numFmt w:val="bullet"/>
+      <w:lvlText w:val=""/>
+      <w:lvlJc w:val="left"/>
+      <w:pPr>
+        <w:tabs>
+          <w:tab w:val="num" w:pos="3600"/>
+        </w:tabs>
+        <w:ind w:left="3600" w:hanging="360"/>
+      </w:pPr>
+      <w:rPr>
+        <w:rFonts w:ascii="Wingdings" w:hAnsi="Wingdings" w:hint="default"/>
+        <w:sz w:val="20"/>
+      </w:rPr>
+    </w:lvl>
+    <w:lvl w:ilvl="5" w:tentative="1">
+      <w:start w:val="1"/>
+      <w:numFmt w:val="bullet"/>
+      <w:lvlText w:val=""/>
+      <w:lvlJc w:val="left"/>
+      <w:pPr>
+        <w:tabs>
+          <w:tab w:val="num" w:pos="4320"/>
+        </w:tabs>
+        <w:ind w:left="4320" w:hanging="360"/>
+      </w:pPr>
+      <w:rPr>
+        <w:rFonts w:ascii="Wingdings" w:hAnsi="Wingdings" w:hint="default"/>
+        <w:sz w:val="20"/>
+      </w:rPr>
+    </w:lvl>
+    <w:lvl w:ilvl="6" w:tentative="1">
+      <w:start w:val="1"/>
+      <w:numFmt w:val="bullet"/>
+      <w:lvlText w:val=""/>
+      <w:lvlJc w:val="left"/>
+      <w:pPr>
+        <w:tabs>
+          <w:tab w:val="num" w:pos="5040"/>
+        </w:tabs>
+        <w:ind w:left="5040" w:hanging="360"/>
+      </w:pPr>
+      <w:rPr>
+        <w:rFonts w:ascii="Wingdings" w:hAnsi="Wingdings" w:hint="default"/>
+        <w:sz w:val="20"/>
+      </w:rPr>
+    </w:lvl>
+    <w:lvl w:ilvl="7" w:tentative="1">
+      <w:start w:val="1"/>
+      <w:numFmt w:val="bullet"/>
+      <w:lvlText w:val=""/>
+      <w:lvlJc w:val="left"/>
+      <w:pPr>
+        <w:tabs>
+          <w:tab w:val="num" w:pos="5760"/>
+        </w:tabs>
+        <w:ind w:left="5760" w:hanging="360"/>
+      </w:pPr>
+      <w:rPr>
+        <w:rFonts w:ascii="Wingdings" w:hAnsi="Wingdings" w:hint="default"/>
+        <w:sz w:val="20"/>
+      </w:rPr>
+    </w:lvl>
+    <w:lvl w:ilvl="8" w:tentative="1">
+      <w:start w:val="1"/>
+      <w:numFmt w:val="bullet"/>
+      <w:lvlText w:val=""/>
+      <w:lvlJc w:val="left"/>
+      <w:pPr>
+        <w:tabs>
+          <w:tab w:val="num" w:pos="6480"/>
+        </w:tabs>
+        <w:ind w:left="6480" w:hanging="360"/>
+      </w:pPr>
+      <w:rPr>
+        <w:rFonts w:ascii="Wingdings" w:hAnsi="Wingdings" w:hint="default"/>
+        <w:sz w:val="20"/>
+      </w:rPr>
+    </w:lvl>
+  </w:abstractNum>
+  <w:abstractNum w:abstractNumId="4" w15:restartNumberingAfterBreak="0">
+    <w:nsid w:val="4388020E"/>
+    <w:multiLevelType w:val="multilevel"/>
+    <w:tmpl w:val="1D76BA8C"/>
+    <w:lvl w:ilvl="0">
+      <w:start w:val="1"/>
+      <w:numFmt w:val="bullet"/>
+      <w:lvlText w:val=""/>
+      <w:lvlJc w:val="left"/>
+      <w:pPr>
+        <w:tabs>
+          <w:tab w:val="num" w:pos="720"/>
+        </w:tabs>
+        <w:ind w:left="720" w:hanging="360"/>
+      </w:pPr>
+      <w:rPr>
+        <w:rFonts w:ascii="Symbol" w:hAnsi="Symbol" w:hint="default"/>
+        <w:sz w:val="20"/>
+      </w:rPr>
+    </w:lvl>
+    <w:lvl w:ilvl="1" w:tentative="1">
+      <w:start w:val="1"/>
+      <w:numFmt w:val="bullet"/>
+      <w:lvlText w:val="o"/>
+      <w:lvlJc w:val="left"/>
+      <w:pPr>
+        <w:tabs>
+          <w:tab w:val="num" w:pos="1440"/>
+        </w:tabs>
+        <w:ind w:left="1440" w:hanging="360"/>
+      </w:pPr>
+      <w:rPr>
+        <w:rFonts w:ascii="Courier New" w:hAnsi="Courier New" w:hint="default"/>
+        <w:sz w:val="20"/>
+      </w:rPr>
+    </w:lvl>
+    <w:lvl w:ilvl="2" w:tentative="1">
+      <w:start w:val="1"/>
+      <w:numFmt w:val="bullet"/>
+      <w:lvlText w:val=""/>
+      <w:lvlJc w:val="left"/>
+      <w:pPr>
+        <w:tabs>
+          <w:tab w:val="num" w:pos="2160"/>
+        </w:tabs>
+        <w:ind w:left="2160" w:hanging="360"/>
+      </w:pPr>
+      <w:rPr>
+        <w:rFonts w:ascii="Wingdings" w:hAnsi="Wingdings" w:hint="default"/>
+        <w:sz w:val="20"/>
+      </w:rPr>
+    </w:lvl>
+    <w:lvl w:ilvl="3" w:tentative="1">
+      <w:start w:val="1"/>
+      <w:numFmt w:val="bullet"/>
+      <w:lvlText w:val=""/>
+      <w:lvlJc w:val="left"/>
+      <w:pPr>
+        <w:tabs>
+          <w:tab w:val="num" w:pos="2880"/>
+        </w:tabs>
+        <w:ind w:left="2880" w:hanging="360"/>
+      </w:pPr>
+      <w:rPr>
+        <w:rFonts w:ascii="Wingdings" w:hAnsi="Wingdings" w:hint="default"/>
+        <w:sz w:val="20"/>
+      </w:rPr>
+    </w:lvl>
+    <w:lvl w:ilvl="4" w:tentative="1">
+      <w:start w:val="1"/>
+      <w:numFmt w:val="bullet"/>
+      <w:lvlText w:val=""/>
+      <w:lvlJc w:val="left"/>
+      <w:pPr>
+        <w:tabs>
+          <w:tab w:val="num" w:pos="3600"/>
+        </w:tabs>
+        <w:ind w:left="3600" w:hanging="360"/>
+      </w:pPr>
+      <w:rPr>
+        <w:rFonts w:ascii="Wingdings" w:hAnsi="Wingdings" w:hint="default"/>
+        <w:sz w:val="20"/>
+      </w:rPr>
+    </w:lvl>
+    <w:lvl w:ilvl="5" w:tentative="1">
+      <w:start w:val="1"/>
+      <w:numFmt w:val="bullet"/>
+      <w:lvlText w:val=""/>
+      <w:lvlJc w:val="left"/>
+      <w:pPr>
+        <w:tabs>
+          <w:tab w:val="num" w:pos="4320"/>
+        </w:tabs>
+        <w:ind w:left="4320" w:hanging="360"/>
+      </w:pPr>
+      <w:rPr>
+        <w:rFonts w:ascii="Wingdings" w:hAnsi="Wingdings" w:hint="default"/>
+        <w:sz w:val="20"/>
+      </w:rPr>
+    </w:lvl>
+    <w:lvl w:ilvl="6" w:tentative="1">
+      <w:start w:val="1"/>
+      <w:numFmt w:val="bullet"/>
+      <w:lvlText w:val=""/>
+      <w:lvlJc w:val="left"/>
+      <w:pPr>
+        <w:tabs>
+          <w:tab w:val="num" w:pos="5040"/>
+        </w:tabs>
+        <w:ind w:left="5040" w:hanging="360"/>
+      </w:pPr>
+      <w:rPr>
+        <w:rFonts w:ascii="Wingdings" w:hAnsi="Wingdings" w:hint="default"/>
+        <w:sz w:val="20"/>
+      </w:rPr>
+    </w:lvl>
+    <w:lvl w:ilvl="7" w:tentative="1">
+      <w:start w:val="1"/>
+      <w:numFmt w:val="bullet"/>
+      <w:lvlText w:val=""/>
+      <w:lvlJc w:val="left"/>
+      <w:pPr>
+        <w:tabs>
+          <w:tab w:val="num" w:pos="5760"/>
+        </w:tabs>
+        <w:ind w:left="5760" w:hanging="360"/>
+      </w:pPr>
+      <w:rPr>
+        <w:rFonts w:ascii="Wingdings" w:hAnsi="Wingdings" w:hint="default"/>
+        <w:sz w:val="20"/>
+      </w:rPr>
+    </w:lvl>
+    <w:lvl w:ilvl="8" w:tentative="1">
+      <w:start w:val="1"/>
+      <w:numFmt w:val="bullet"/>
+      <w:lvlText w:val=""/>
+      <w:lvlJc w:val="left"/>
+      <w:pPr>
+        <w:tabs>
+          <w:tab w:val="num" w:pos="6480"/>
+        </w:tabs>
+        <w:ind w:left="6480" w:hanging="360"/>
+      </w:pPr>
+      <w:rPr>
+        <w:rFonts w:ascii="Wingdings" w:hAnsi="Wingdings" w:hint="default"/>
+        <w:sz w:val="20"/>
+      </w:rPr>
+    </w:lvl>
+  </w:abstractNum>
+  <w:abstractNum w:abstractNumId="5" w15:restartNumberingAfterBreak="0">
+    <w:nsid w:val="49ED3EDB"/>
+    <w:multiLevelType w:val="multilevel"/>
+    <w:tmpl w:val="0FC673C2"/>
+    <w:lvl w:ilvl="0">
+      <w:start w:val="1"/>
+      <w:numFmt w:val="bullet"/>
+      <w:lvlText w:val=""/>
+      <w:lvlJc w:val="left"/>
+      <w:pPr>
+        <w:tabs>
+          <w:tab w:val="num" w:pos="720"/>
+        </w:tabs>
+        <w:ind w:left="720" w:hanging="360"/>
+      </w:pPr>
+      <w:rPr>
+        <w:rFonts w:ascii="Symbol" w:hAnsi="Symbol" w:hint="default"/>
+        <w:sz w:val="20"/>
+      </w:rPr>
+    </w:lvl>
+    <w:lvl w:ilvl="1" w:tentative="1">
+      <w:start w:val="1"/>
+      <w:numFmt w:val="bullet"/>
+      <w:lvlText w:val="o"/>
+      <w:lvlJc w:val="left"/>
+      <w:pPr>
+        <w:tabs>
+          <w:tab w:val="num" w:pos="1440"/>
+        </w:tabs>
+        <w:ind w:left="1440" w:hanging="360"/>
+      </w:pPr>
+      <w:rPr>
+        <w:rFonts w:ascii="Courier New" w:hAnsi="Courier New" w:hint="default"/>
+        <w:sz w:val="20"/>
+      </w:rPr>
+    </w:lvl>
+    <w:lvl w:ilvl="2" w:tentative="1">
+      <w:start w:val="1"/>
+      <w:numFmt w:val="bullet"/>
+      <w:lvlText w:val=""/>
+      <w:lvlJc w:val="left"/>
+      <w:pPr>
+        <w:tabs>
+          <w:tab w:val="num" w:pos="2160"/>
+        </w:tabs>
+        <w:ind w:left="2160" w:hanging="360"/>
+      </w:pPr>
+      <w:rPr>
+        <w:rFonts w:ascii="Wingdings" w:hAnsi="Wingdings" w:hint="default"/>
+        <w:sz w:val="20"/>
+      </w:rPr>
+    </w:lvl>
+    <w:lvl w:ilvl="3" w:tentative="1">
+      <w:start w:val="1"/>
+      <w:numFmt w:val="bullet"/>
+      <w:lvlText w:val=""/>
+      <w:lvlJc w:val="left"/>
+      <w:pPr>
+        <w:tabs>
+          <w:tab w:val="num" w:pos="2880"/>
+        </w:tabs>
+        <w:ind w:left="2880" w:hanging="360"/>
+      </w:pPr>
+      <w:rPr>
+        <w:rFonts w:ascii="Wingdings" w:hAnsi="Wingdings" w:hint="default"/>
+        <w:sz w:val="20"/>
+      </w:rPr>
+    </w:lvl>
+    <w:lvl w:ilvl="4" w:tentative="1">
+      <w:start w:val="1"/>
+      <w:numFmt w:val="bullet"/>
+      <w:lvlText w:val=""/>
+      <w:lvlJc w:val="left"/>
+      <w:pPr>
+        <w:tabs>
+          <w:tab w:val="num" w:pos="3600"/>
+        </w:tabs>
+        <w:ind w:left="3600" w:hanging="360"/>
+      </w:pPr>
+      <w:rPr>
+        <w:rFonts w:ascii="Wingdings" w:hAnsi="Wingdings" w:hint="default"/>
+        <w:sz w:val="20"/>
+      </w:rPr>
+    </w:lvl>
+    <w:lvl w:ilvl="5" w:tentative="1">
+      <w:start w:val="1"/>
+      <w:numFmt w:val="bullet"/>
+      <w:lvlText w:val=""/>
+      <w:lvlJc w:val="left"/>
+      <w:pPr>
+        <w:tabs>
+          <w:tab w:val="num" w:pos="4320"/>
+        </w:tabs>
+        <w:ind w:left="4320" w:hanging="360"/>
+      </w:pPr>
+      <w:rPr>
+        <w:rFonts w:ascii="Wingdings" w:hAnsi="Wingdings" w:hint="default"/>
+        <w:sz w:val="20"/>
+      </w:rPr>
+    </w:lvl>
+    <w:lvl w:ilvl="6" w:tentative="1">
+      <w:start w:val="1"/>
+      <w:numFmt w:val="bullet"/>
+      <w:lvlText w:val=""/>
+      <w:lvlJc w:val="left"/>
+      <w:pPr>
+        <w:tabs>
+          <w:tab w:val="num" w:pos="5040"/>
+        </w:tabs>
+        <w:ind w:left="5040" w:hanging="360"/>
+      </w:pPr>
+      <w:rPr>
+        <w:rFonts w:ascii="Wingdings" w:hAnsi="Wingdings" w:hint="default"/>
+        <w:sz w:val="20"/>
+      </w:rPr>
+    </w:lvl>
+    <w:lvl w:ilvl="7" w:tentative="1">
+      <w:start w:val="1"/>
+      <w:numFmt w:val="bullet"/>
+      <w:lvlText w:val=""/>
+      <w:lvlJc w:val="left"/>
+      <w:pPr>
+        <w:tabs>
+          <w:tab w:val="num" w:pos="5760"/>
+        </w:tabs>
+        <w:ind w:left="5760" w:hanging="360"/>
+      </w:pPr>
+      <w:rPr>
+        <w:rFonts w:ascii="Wingdings" w:hAnsi="Wingdings" w:hint="default"/>
+        <w:sz w:val="20"/>
+      </w:rPr>
+    </w:lvl>
+    <w:lvl w:ilvl="8" w:tentative="1">
+      <w:start w:val="1"/>
+      <w:numFmt w:val="bullet"/>
+      <w:lvlText w:val=""/>
+      <w:lvlJc w:val="left"/>
+      <w:pPr>
+        <w:tabs>
+          <w:tab w:val="num" w:pos="6480"/>
+        </w:tabs>
+        <w:ind w:left="6480" w:hanging="360"/>
+      </w:pPr>
+      <w:rPr>
+        <w:rFonts w:ascii="Wingdings" w:hAnsi="Wingdings" w:hint="default"/>
+        <w:sz w:val="20"/>
+      </w:rPr>
+    </w:lvl>
+  </w:abstractNum>
+  <w:abstractNum w:abstractNumId="6" w15:restartNumberingAfterBreak="0">
+    <w:nsid w:val="65E72CFC"/>
+    <w:multiLevelType w:val="multilevel"/>
+    <w:tmpl w:val="009A8C78"/>
+    <w:lvl w:ilvl="0">
+      <w:start w:val="1"/>
+      <w:numFmt w:val="bullet"/>
+      <w:lvlText w:val=""/>
+      <w:lvlJc w:val="left"/>
+      <w:pPr>
+        <w:tabs>
+          <w:tab w:val="num" w:pos="720"/>
+        </w:tabs>
+        <w:ind w:left="720" w:hanging="360"/>
+      </w:pPr>
+      <w:rPr>
+        <w:rFonts w:ascii="Symbol" w:hAnsi="Symbol" w:hint="default"/>
+        <w:sz w:val="20"/>
+      </w:rPr>
+    </w:lvl>
+    <w:lvl w:ilvl="1" w:tentative="1">
+      <w:start w:val="1"/>
+      <w:numFmt w:val="bullet"/>
+      <w:lvlText w:val="o"/>
+      <w:lvlJc w:val="left"/>
+      <w:pPr>
+        <w:tabs>
+          <w:tab w:val="num" w:pos="1440"/>
+        </w:tabs>
+        <w:ind w:left="1440" w:hanging="360"/>
+      </w:pPr>
+      <w:rPr>
+        <w:rFonts w:ascii="Courier New" w:hAnsi="Courier New" w:hint="default"/>
+        <w:sz w:val="20"/>
+      </w:rPr>
+    </w:lvl>
+    <w:lvl w:ilvl="2" w:tentative="1">
+      <w:start w:val="1"/>
+      <w:numFmt w:val="bullet"/>
+      <w:lvlText w:val=""/>
+      <w:lvlJc w:val="left"/>
+      <w:pPr>
+        <w:tabs>
+          <w:tab w:val="num" w:pos="2160"/>
+        </w:tabs>
+        <w:ind w:left="2160" w:hanging="360"/>
+      </w:pPr>
+      <w:rPr>
+        <w:rFonts w:ascii="Wingdings" w:hAnsi="Wingdings" w:hint="default"/>
+        <w:sz w:val="20"/>
+      </w:rPr>
+    </w:lvl>
+    <w:lvl w:ilvl="3" w:tentative="1">
+      <w:start w:val="1"/>
+      <w:numFmt w:val="bullet"/>
+      <w:lvlText w:val=""/>
+      <w:lvlJc w:val="left"/>
+      <w:pPr>
+        <w:tabs>
+          <w:tab w:val="num" w:pos="2880"/>
+        </w:tabs>
+        <w:ind w:left="2880" w:hanging="360"/>
+      </w:pPr>
+      <w:rPr>
+        <w:rFonts w:ascii="Wingdings" w:hAnsi="Wingdings" w:hint="default"/>
+        <w:sz w:val="20"/>
+      </w:rPr>
+    </w:lvl>
+    <w:lvl w:ilvl="4" w:tentative="1">
+      <w:start w:val="1"/>
+      <w:numFmt w:val="bullet"/>
+      <w:lvlText w:val=""/>
+      <w:lvlJc w:val="left"/>
+      <w:pPr>
+        <w:tabs>
+          <w:tab w:val="num" w:pos="3600"/>
+        </w:tabs>
+        <w:ind w:left="3600" w:hanging="360"/>
+      </w:pPr>
+      <w:rPr>
+        <w:rFonts w:ascii="Wingdings" w:hAnsi="Wingdings" w:hint="default"/>
+        <w:sz w:val="20"/>
+      </w:rPr>
+    </w:lvl>
+    <w:lvl w:ilvl="5" w:tentative="1">
+      <w:start w:val="1"/>
+      <w:numFmt w:val="bullet"/>
+      <w:lvlText w:val=""/>
+      <w:lvlJc w:val="left"/>
+      <w:pPr>
+        <w:tabs>
+          <w:tab w:val="num" w:pos="4320"/>
+        </w:tabs>
+        <w:ind w:left="4320" w:hanging="360"/>
+      </w:pPr>
+      <w:rPr>
+        <w:rFonts w:ascii="Wingdings" w:hAnsi="Wingdings" w:hint="default"/>
+        <w:sz w:val="20"/>
+      </w:rPr>
+    </w:lvl>
+    <w:lvl w:ilvl="6" w:tentative="1">
+      <w:start w:val="1"/>
+      <w:numFmt w:val="bullet"/>
+      <w:lvlText w:val=""/>
+      <w:lvlJc w:val="left"/>
+      <w:pPr>
+        <w:tabs>
+          <w:tab w:val="num" w:pos="5040"/>
+        </w:tabs>
+        <w:ind w:left="5040" w:hanging="360"/>
+      </w:pPr>
+      <w:rPr>
+        <w:rFonts w:ascii="Wingdings" w:hAnsi="Wingdings" w:hint="default"/>
+        <w:sz w:val="20"/>
+      </w:rPr>
+    </w:lvl>
+    <w:lvl w:ilvl="7" w:tentative="1">
+      <w:start w:val="1"/>
+      <w:numFmt w:val="bullet"/>
+      <w:lvlText w:val=""/>
+      <w:lvlJc w:val="left"/>
+      <w:pPr>
+        <w:tabs>
+          <w:tab w:val="num" w:pos="5760"/>
+        </w:tabs>
+        <w:ind w:left="5760" w:hanging="360"/>
+      </w:pPr>
+      <w:rPr>
+        <w:rFonts w:ascii="Wingdings" w:hAnsi="Wingdings" w:hint="default"/>
+        <w:sz w:val="20"/>
+      </w:rPr>
+    </w:lvl>
+    <w:lvl w:ilvl="8" w:tentative="1">
+      <w:start w:val="1"/>
+      <w:numFmt w:val="bullet"/>
+      <w:lvlText w:val=""/>
+      <w:lvlJc w:val="left"/>
+      <w:pPr>
+        <w:tabs>
+          <w:tab w:val="num" w:pos="6480"/>
+        </w:tabs>
+        <w:ind w:left="6480" w:hanging="360"/>
+      </w:pPr>
+      <w:rPr>
+        <w:rFonts w:ascii="Wingdings" w:hAnsi="Wingdings" w:hint="default"/>
+        <w:sz w:val="20"/>
+      </w:rPr>
+    </w:lvl>
+  </w:abstractNum>
+  <w:abstractNum w:abstractNumId="7" w15:restartNumberingAfterBreak="0">
     <w:nsid w:val="7652719D"/>
     <w:multiLevelType w:val="hybridMultilevel"/>
     <w:tmpl w:val="C7A69E9A"/>
@@ -751,8 +3028,181 @@
       </w:pPr>
     </w:lvl>
   </w:abstractNum>
+  <w:abstractNum w:abstractNumId="8" w15:restartNumberingAfterBreak="0">
+    <w:nsid w:val="7F0A71E2"/>
+    <w:multiLevelType w:val="multilevel"/>
+    <w:tmpl w:val="94E819AE"/>
+    <w:lvl w:ilvl="0">
+      <w:start w:val="1"/>
+      <w:numFmt w:val="bullet"/>
+      <w:lvlText w:val=""/>
+      <w:lvlJc w:val="left"/>
+      <w:pPr>
+        <w:tabs>
+          <w:tab w:val="num" w:pos="720"/>
+        </w:tabs>
+        <w:ind w:left="720" w:hanging="360"/>
+      </w:pPr>
+      <w:rPr>
+        <w:rFonts w:ascii="Symbol" w:hAnsi="Symbol" w:hint="default"/>
+        <w:sz w:val="20"/>
+      </w:rPr>
+    </w:lvl>
+    <w:lvl w:ilvl="1" w:tentative="1">
+      <w:start w:val="1"/>
+      <w:numFmt w:val="bullet"/>
+      <w:lvlText w:val="o"/>
+      <w:lvlJc w:val="left"/>
+      <w:pPr>
+        <w:tabs>
+          <w:tab w:val="num" w:pos="1440"/>
+        </w:tabs>
+        <w:ind w:left="1440" w:hanging="360"/>
+      </w:pPr>
+      <w:rPr>
+        <w:rFonts w:ascii="Courier New" w:hAnsi="Courier New" w:hint="default"/>
+        <w:sz w:val="20"/>
+      </w:rPr>
+    </w:lvl>
+    <w:lvl w:ilvl="2" w:tentative="1">
+      <w:start w:val="1"/>
+      <w:numFmt w:val="bullet"/>
+      <w:lvlText w:val=""/>
+      <w:lvlJc w:val="left"/>
+      <w:pPr>
+        <w:tabs>
+          <w:tab w:val="num" w:pos="2160"/>
+        </w:tabs>
+        <w:ind w:left="2160" w:hanging="360"/>
+      </w:pPr>
+      <w:rPr>
+        <w:rFonts w:ascii="Wingdings" w:hAnsi="Wingdings" w:hint="default"/>
+        <w:sz w:val="20"/>
+      </w:rPr>
+    </w:lvl>
+    <w:lvl w:ilvl="3" w:tentative="1">
+      <w:start w:val="1"/>
+      <w:numFmt w:val="bullet"/>
+      <w:lvlText w:val=""/>
+      <w:lvlJc w:val="left"/>
+      <w:pPr>
+        <w:tabs>
+          <w:tab w:val="num" w:pos="2880"/>
+        </w:tabs>
+        <w:ind w:left="2880" w:hanging="360"/>
+      </w:pPr>
+      <w:rPr>
+        <w:rFonts w:ascii="Wingdings" w:hAnsi="Wingdings" w:hint="default"/>
+        <w:sz w:val="20"/>
+      </w:rPr>
+    </w:lvl>
+    <w:lvl w:ilvl="4" w:tentative="1">
+      <w:start w:val="1"/>
+      <w:numFmt w:val="bullet"/>
+      <w:lvlText w:val=""/>
+      <w:lvlJc w:val="left"/>
+      <w:pPr>
+        <w:tabs>
+          <w:tab w:val="num" w:pos="3600"/>
+        </w:tabs>
+        <w:ind w:left="3600" w:hanging="360"/>
+      </w:pPr>
+      <w:rPr>
+        <w:rFonts w:ascii="Wingdings" w:hAnsi="Wingdings" w:hint="default"/>
+        <w:sz w:val="20"/>
+      </w:rPr>
+    </w:lvl>
+    <w:lvl w:ilvl="5" w:tentative="1">
+      <w:start w:val="1"/>
+      <w:numFmt w:val="bullet"/>
+      <w:lvlText w:val=""/>
+      <w:lvlJc w:val="left"/>
+      <w:pPr>
+        <w:tabs>
+          <w:tab w:val="num" w:pos="4320"/>
+        </w:tabs>
+        <w:ind w:left="4320" w:hanging="360"/>
+      </w:pPr>
+      <w:rPr>
+        <w:rFonts w:ascii="Wingdings" w:hAnsi="Wingdings" w:hint="default"/>
+        <w:sz w:val="20"/>
+      </w:rPr>
+    </w:lvl>
+    <w:lvl w:ilvl="6" w:tentative="1">
+      <w:start w:val="1"/>
+      <w:numFmt w:val="bullet"/>
+      <w:lvlText w:val=""/>
+      <w:lvlJc w:val="left"/>
+      <w:pPr>
+        <w:tabs>
+          <w:tab w:val="num" w:pos="5040"/>
+        </w:tabs>
+        <w:ind w:left="5040" w:hanging="360"/>
+      </w:pPr>
+      <w:rPr>
+        <w:rFonts w:ascii="Wingdings" w:hAnsi="Wingdings" w:hint="default"/>
+        <w:sz w:val="20"/>
+      </w:rPr>
+    </w:lvl>
+    <w:lvl w:ilvl="7" w:tentative="1">
+      <w:start w:val="1"/>
+      <w:numFmt w:val="bullet"/>
+      <w:lvlText w:val=""/>
+      <w:lvlJc w:val="left"/>
+      <w:pPr>
+        <w:tabs>
+          <w:tab w:val="num" w:pos="5760"/>
+        </w:tabs>
+        <w:ind w:left="5760" w:hanging="360"/>
+      </w:pPr>
+      <w:rPr>
+        <w:rFonts w:ascii="Wingdings" w:hAnsi="Wingdings" w:hint="default"/>
+        <w:sz w:val="20"/>
+      </w:rPr>
+    </w:lvl>
+    <w:lvl w:ilvl="8" w:tentative="1">
+      <w:start w:val="1"/>
+      <w:numFmt w:val="bullet"/>
+      <w:lvlText w:val=""/>
+      <w:lvlJc w:val="left"/>
+      <w:pPr>
+        <w:tabs>
+          <w:tab w:val="num" w:pos="6480"/>
+        </w:tabs>
+        <w:ind w:left="6480" w:hanging="360"/>
+      </w:pPr>
+      <w:rPr>
+        <w:rFonts w:ascii="Wingdings" w:hAnsi="Wingdings" w:hint="default"/>
+        <w:sz w:val="20"/>
+      </w:rPr>
+    </w:lvl>
+  </w:abstractNum>
   <w:num w:numId="1">
+    <w:abstractNumId w:val="7"/>
+  </w:num>
+  <w:num w:numId="2">
+    <w:abstractNumId w:val="6"/>
+  </w:num>
+  <w:num w:numId="3">
+    <w:abstractNumId w:val="3"/>
+  </w:num>
+  <w:num w:numId="4">
+    <w:abstractNumId w:val="8"/>
+  </w:num>
+  <w:num w:numId="5">
+    <w:abstractNumId w:val="4"/>
+  </w:num>
+  <w:num w:numId="6">
     <w:abstractNumId w:val="0"/>
+  </w:num>
+  <w:num w:numId="7">
+    <w:abstractNumId w:val="5"/>
+  </w:num>
+  <w:num w:numId="8">
+    <w:abstractNumId w:val="2"/>
+  </w:num>
+  <w:num w:numId="9">
+    <w:abstractNumId w:val="1"/>
   </w:num>
 </w:numbering>
 </file>
@@ -1451,4 +3901,16 @@
     </a:ext>
   </a:extLst>
 </a:theme>
+</file>
+
+<file path=customXml/item1.xml><?xml version="1.0" encoding="utf-8"?>
+<b:Sources xmlns:b="http://schemas.openxmlformats.org/officeDocument/2006/bibliography" xmlns="http://schemas.openxmlformats.org/officeDocument/2006/bibliography" SelectedStyle="\APASixthEditionOfficeOnline.xsl" StyleName="APA" Version="6"/>
+</file>
+
+<file path=customXml/itemProps1.xml><?xml version="1.0" encoding="utf-8"?>
+<ds:datastoreItem xmlns:ds="http://schemas.openxmlformats.org/officeDocument/2006/customXml" ds:itemID="{5A035926-7961-42D5-80CE-E7DC869649BB}">
+  <ds:schemaRefs>
+    <ds:schemaRef ds:uri="http://schemas.openxmlformats.org/officeDocument/2006/bibliography"/>
+  </ds:schemaRefs>
+</ds:datastoreItem>
 </file>